--- a/skills/custom/clinton-cv/assets/Clinton_Herring_Rituals_Retail_Tech_Architect_CV.docx
+++ b/skills/custom/clinton-cv/assets/Clinton_Herring_Rituals_Retail_Tech_Architect_CV.docx
@@ -47,7 +47,7 @@
           <w:szCs w:val="18"/>
           <w:rFonts w:ascii="Calibri" w:cs="Calibri" w:eastAsia="Calibri" w:hAnsi="Calibri"/>
         </w:rPr>
-        <w:t xml:space="preserve">Enschede, Netherlands  ·  </w:t>
+        <w:t xml:space="preserve">Almere (near Amsterdam)  ·  </w:t>
       </w:r>
       <w:r>
         <w:rPr>
@@ -67,7 +67,7 @@
         </w:rPr>
         <w:t xml:space="preserve">Clinton.herring@remoteconsulting.eu  ·  </w:t>
       </w:r>
-      <w:hyperlink w:history="1" r:id="rId66aq-_ekg_o04sqn_mcvn">
+      <w:hyperlink w:history="1" r:id="rIdgnkcj-y3-bvzxa7gfj-zs">
         <w:r>
           <w:rPr>
             <w:u w:val="single"/>
@@ -128,7 +128,7 @@
           <w:szCs w:val="20"/>
           <w:rFonts w:ascii="Calibri" w:cs="Calibri" w:eastAsia="Calibri" w:hAnsi="Calibri"/>
         </w:rPr>
-        <w:t xml:space="preserve">Retail technology architect with Principal Architect experience for large multi-country store estates. At CGI I owned network and store connectivity architecture across 1000+ retail locations (Meraki, POS, payment terminals) and worked inside the Rituals supplier landscape — store operations, CGI’s support/call-centre model, and providers such as Veducon. I was involved with the team that moved store POS off Cowhills onto the NewBlack stack (iPad POS with a back-room Mac). Since then I have done similar retail architecture for Suitsupply and platform engineering with Just Eat Takeaway, including AI-assisted ways of running and improving operations. I translate store pain into standards, lifecycle plans, and supportable designs.</w:t>
+        <w:t xml:space="preserve">Retail technology architect based in Almere. At CGI I worked with the team responsible for network and store connectivity across 1000+ retail locations (Meraki, POS, payment terminals) and operated inside the Rituals supplier landscape — store operations, CGI’s support/call-centre model, and providers such as Veducon. I was involved with the team that moved store POS off Cowhills onto the NewBlack stack (iPad POS with a back-room Mac). As a sole proprietor I then continued as Principal Architect for Suitsupply under contract with CGI until 2024. Since November 2024 I have been a platform engineer at Just Eat Takeaway, including AI-assisted ways of running and improving operations. I translate store pain into standards, lifecycle plans, and supportable designs.</w:t>
       </w:r>
     </w:p>
     <w:p>
@@ -244,7 +244,26 @@
           <w:szCs w:val="20"/>
           <w:rFonts w:ascii="Calibri" w:cs="Calibri" w:eastAsia="Calibri" w:hAnsi="Calibri"/>
         </w:rPr>
-        <w:t xml:space="preserve">ITSM-minded design and change documentation; published research on ITSM metrics and business value of IT</w:t>
+        <w:t xml:space="preserve">ITSM-minded design and change: Jira and Confluence daily for documentation and task management; published research on ITSM metrics and business value of IT</w:t>
+      </w:r>
+    </w:p>
+    <w:p>
+      <w:pPr>
+        <w:pStyle w:val="ListParagraph"/>
+        <w:numPr>
+          <w:ilvl w:val="0"/>
+          <w:numId w:val="2"/>
+        </w:numPr>
+        <w:spacing w:after="40" w:line="276"/>
+      </w:pPr>
+      <w:r>
+        <w:rPr>
+          <w:color w:val="1A2332"/>
+          <w:sz w:val="20"/>
+          <w:szCs w:val="20"/>
+          <w:rFonts w:ascii="Calibri" w:cs="Calibri" w:eastAsia="Calibri" w:hAnsi="Calibri"/>
+        </w:rPr>
+        <w:t xml:space="preserve">ServiceNow: CGI-specific training and peripheral involvement when ServiceNow was rolled out to stores as the incident-management service (not a ServiceNow implementer)</w:t>
       </w:r>
     </w:p>
     <w:p>
@@ -322,7 +341,7 @@
           <w:szCs w:val="21"/>
           <w:rFonts w:ascii="Calibri" w:cs="Calibri" w:eastAsia="Calibri" w:hAnsi="Calibri"/>
         </w:rPr>
-        <w:t xml:space="preserve">Principal Architect / Platform Engineer</w:t>
+        <w:t xml:space="preserve">Platform Engineer</w:t>
       </w:r>
       <w:r>
         <w:rPr>
@@ -331,7 +350,7 @@
           <w:szCs w:val="21"/>
           <w:rFonts w:ascii="Calibri" w:cs="Calibri" w:eastAsia="Calibri" w:hAnsi="Calibri"/>
         </w:rPr>
-        <w:t xml:space="preserve">  |  Remoteconsulting.EU</w:t>
+        <w:t xml:space="preserve">  |  Just Eat Takeaway (via Remoteconsulting.EU)</w:t>
       </w:r>
       <w:r>
         <w:rPr>
@@ -340,102 +359,64 @@
           <w:szCs w:val="19"/>
           <w:rFonts w:ascii="Calibri" w:cs="Calibri" w:eastAsia="Calibri" w:hAnsi="Calibri"/>
         </w:rPr>
-        <w:t xml:space="preserve">	2022 – Present</w:t>
-      </w:r>
-    </w:p>
-    <w:p>
-      <w:pPr>
-        <w:pStyle w:val="ListParagraph"/>
-        <w:numPr>
-          <w:ilvl w:val="0"/>
-          <w:numId w:val="3"/>
-        </w:numPr>
-        <w:spacing w:after="40" w:line="276"/>
-      </w:pPr>
-      <w:r>
-        <w:rPr>
-          <w:color w:val="1A2332"/>
-          <w:sz w:val="20"/>
-          <w:szCs w:val="20"/>
-          <w:rFonts w:ascii="Calibri" w:cs="Calibri" w:eastAsia="Calibri" w:hAnsi="Calibri"/>
-        </w:rPr>
-        <w:t xml:space="preserve">Advise retailers and other clients on architecture, processes, and implementation of network and store-related infrastructure across Europe, the UK, and South Africa.</w:t>
-      </w:r>
-    </w:p>
-    <w:p>
-      <w:pPr>
-        <w:pStyle w:val="ListParagraph"/>
-        <w:numPr>
-          <w:ilvl w:val="0"/>
-          <w:numId w:val="3"/>
-        </w:numPr>
-        <w:spacing w:after="40" w:line="276"/>
-      </w:pPr>
-      <w:r>
-        <w:rPr>
-          <w:color w:val="1A2332"/>
-          <w:sz w:val="20"/>
-          <w:szCs w:val="20"/>
-          <w:rFonts w:ascii="Calibri" w:cs="Calibri" w:eastAsia="Calibri" w:hAnsi="Calibri"/>
-        </w:rPr>
-        <w:t xml:space="preserve">Retail architecture engagement with Suitsupply — similar store-technology ownership pattern to large branded retail (standards, supportability, supplier coordination).</w:t>
-      </w:r>
-    </w:p>
-    <w:p>
-      <w:pPr>
-        <w:pStyle w:val="ListParagraph"/>
-        <w:numPr>
-          <w:ilvl w:val="0"/>
-          <w:numId w:val="3"/>
-        </w:numPr>
-        <w:spacing w:after="40" w:line="276"/>
-      </w:pPr>
-      <w:r>
-        <w:rPr>
-          <w:color w:val="1A2332"/>
-          <w:sz w:val="20"/>
-          <w:szCs w:val="20"/>
-          <w:rFonts w:ascii="Calibri" w:cs="Calibri" w:eastAsia="Calibri" w:hAnsi="Calibri"/>
-        </w:rPr>
-        <w:t xml:space="preserve">Platform engineering with Just Eat Takeaway; apply an AI-informed, continuous-improvement mindset to reliability and operational signal — relevant to Rituals’ move toward proactive and predictive technology management.</w:t>
-      </w:r>
-    </w:p>
-    <w:p>
-      <w:pPr>
-        <w:pStyle w:val="ListParagraph"/>
-        <w:numPr>
-          <w:ilvl w:val="0"/>
-          <w:numId w:val="3"/>
-        </w:numPr>
-        <w:spacing w:after="40" w:line="276"/>
-      </w:pPr>
-      <w:r>
-        <w:rPr>
-          <w:color w:val="1A2332"/>
-          <w:sz w:val="20"/>
-          <w:szCs w:val="20"/>
-          <w:rFonts w:ascii="Calibri" w:cs="Calibri" w:eastAsia="Calibri" w:hAnsi="Calibri"/>
-        </w:rPr>
-        <w:t xml:space="preserve">Produce design documentation for cloud, DC, and WAN change under ITSM/governance expectations; advise on security maturity (C2M2).</w:t>
-      </w:r>
-    </w:p>
-    <w:p>
-      <w:pPr>
-        <w:pStyle w:val="ListParagraph"/>
-        <w:numPr>
-          <w:ilvl w:val="0"/>
-          <w:numId w:val="3"/>
-        </w:numPr>
-        <w:spacing w:after="40" w:line="276"/>
-      </w:pPr>
-      <w:r>
-        <w:rPr>
-          <w:color w:val="1A2332"/>
-          <w:sz w:val="20"/>
-          <w:szCs w:val="20"/>
-          <w:rFonts w:ascii="Calibri" w:cs="Calibri" w:eastAsia="Calibri" w:hAnsi="Calibri"/>
-        </w:rPr>
-        <w:t xml:space="preserve">Operate own Azure and DigitalOcean platforms for client hosting and monitoring; work with stakeholders from small teams to 30+ person support organisations.</w:t>
+        <w:t xml:space="preserve">	Nov 2024 – Present</w:t>
+      </w:r>
+    </w:p>
+    <w:p>
+      <w:pPr>
+        <w:pStyle w:val="ListParagraph"/>
+        <w:numPr>
+          <w:ilvl w:val="0"/>
+          <w:numId w:val="3"/>
+        </w:numPr>
+        <w:spacing w:after="40" w:line="276"/>
+      </w:pPr>
+      <w:r>
+        <w:rPr>
+          <w:color w:val="1A2332"/>
+          <w:sz w:val="20"/>
+          <w:szCs w:val="20"/>
+          <w:rFonts w:ascii="Calibri" w:cs="Calibri" w:eastAsia="Calibri" w:hAnsi="Calibri"/>
+        </w:rPr>
+        <w:t xml:space="preserve">Platform engineering under my ZZP company, Remoteconsulting.EU.</w:t>
+      </w:r>
+    </w:p>
+    <w:p>
+      <w:pPr>
+        <w:pStyle w:val="ListParagraph"/>
+        <w:numPr>
+          <w:ilvl w:val="0"/>
+          <w:numId w:val="3"/>
+        </w:numPr>
+        <w:spacing w:after="40" w:line="276"/>
+      </w:pPr>
+      <w:r>
+        <w:rPr>
+          <w:color w:val="1A2332"/>
+          <w:sz w:val="20"/>
+          <w:szCs w:val="20"/>
+          <w:rFonts w:ascii="Calibri" w:cs="Calibri" w:eastAsia="Calibri" w:hAnsi="Calibri"/>
+        </w:rPr>
+        <w:t xml:space="preserve">Use Jira and Confluence daily for documentation and task management.</w:t>
+      </w:r>
+    </w:p>
+    <w:p>
+      <w:pPr>
+        <w:pStyle w:val="ListParagraph"/>
+        <w:numPr>
+          <w:ilvl w:val="0"/>
+          <w:numId w:val="3"/>
+        </w:numPr>
+        <w:spacing w:after="40" w:line="276"/>
+      </w:pPr>
+      <w:r>
+        <w:rPr>
+          <w:color w:val="1A2332"/>
+          <w:sz w:val="20"/>
+          <w:szCs w:val="20"/>
+          <w:rFonts w:ascii="Calibri" w:cs="Calibri" w:eastAsia="Calibri" w:hAnsi="Calibri"/>
+        </w:rPr>
+        <w:t xml:space="preserve">Bring an AI-informed, continuous-improvement mindset to reliability and operational signal — relevant to Rituals’ move toward proactive and predictive technology management.</w:t>
       </w:r>
     </w:p>
     <w:p>
@@ -463,7 +444,7 @@
           <w:szCs w:val="21"/>
           <w:rFonts w:ascii="Calibri" w:cs="Calibri" w:eastAsia="Calibri" w:hAnsi="Calibri"/>
         </w:rPr>
-        <w:t xml:space="preserve">  |  CGI</w:t>
+        <w:t xml:space="preserve">  |  Suitsupply (ZZP, contracted through CGI)</w:t>
       </w:r>
       <w:r>
         <w:rPr>
@@ -472,6 +453,175 @@
           <w:szCs w:val="19"/>
           <w:rFonts w:ascii="Calibri" w:cs="Calibri" w:eastAsia="Calibri" w:hAnsi="Calibri"/>
         </w:rPr>
+        <w:t xml:space="preserve">	2022 – 2024</w:t>
+      </w:r>
+    </w:p>
+    <w:p>
+      <w:pPr>
+        <w:pStyle w:val="ListParagraph"/>
+        <w:numPr>
+          <w:ilvl w:val="0"/>
+          <w:numId w:val="3"/>
+        </w:numPr>
+        <w:spacing w:after="40" w:line="276"/>
+      </w:pPr>
+      <w:r>
+        <w:rPr>
+          <w:color w:val="1A2332"/>
+          <w:sz w:val="20"/>
+          <w:szCs w:val="20"/>
+          <w:rFonts w:ascii="Calibri" w:cs="Calibri" w:eastAsia="Calibri" w:hAnsi="Calibri"/>
+        </w:rPr>
+        <w:t xml:space="preserve">Sole proprietor under contract with CGI, delivering a similar retail-architecture role to the earlier CGI store-estate work.</w:t>
+      </w:r>
+    </w:p>
+    <w:p>
+      <w:pPr>
+        <w:pStyle w:val="ListParagraph"/>
+        <w:numPr>
+          <w:ilvl w:val="0"/>
+          <w:numId w:val="3"/>
+        </w:numPr>
+        <w:spacing w:after="40" w:line="276"/>
+      </w:pPr>
+      <w:r>
+        <w:rPr>
+          <w:color w:val="1A2332"/>
+          <w:sz w:val="20"/>
+          <w:szCs w:val="20"/>
+          <w:rFonts w:ascii="Calibri" w:cs="Calibri" w:eastAsia="Calibri" w:hAnsi="Calibri"/>
+        </w:rPr>
+        <w:t xml:space="preserve">Standards, supportability, and supplier coordination for a branded retail store-technology landscape.</w:t>
+      </w:r>
+    </w:p>
+    <w:p>
+      <w:pPr>
+        <w:tabs>
+          <w:tab w:val="right" w:pos="9026"/>
+        </w:tabs>
+        <w:spacing w:before="160" w:after="40"/>
+      </w:pPr>
+      <w:r>
+        <w:rPr>
+          <w:b/>
+          <w:bCs/>
+          <w:color w:val="1A2332"/>
+          <w:sz w:val="21"/>
+          <w:szCs w:val="21"/>
+          <w:rFonts w:ascii="Calibri" w:cs="Calibri" w:eastAsia="Calibri" w:hAnsi="Calibri"/>
+        </w:rPr>
+        <w:t xml:space="preserve">Principal Architect</w:t>
+      </w:r>
+      <w:r>
+        <w:rPr>
+          <w:color w:val="2C3E50"/>
+          <w:sz w:val="21"/>
+          <w:szCs w:val="21"/>
+          <w:rFonts w:ascii="Calibri" w:cs="Calibri" w:eastAsia="Calibri" w:hAnsi="Calibri"/>
+        </w:rPr>
+        <w:t xml:space="preserve">  |  Remoteconsulting.EU</w:t>
+      </w:r>
+      <w:r>
+        <w:rPr>
+          <w:color w:val="546E7A"/>
+          <w:sz w:val="19"/>
+          <w:szCs w:val="19"/>
+          <w:rFonts w:ascii="Calibri" w:cs="Calibri" w:eastAsia="Calibri" w:hAnsi="Calibri"/>
+        </w:rPr>
+        <w:t xml:space="preserve">	2022 – Present</w:t>
+      </w:r>
+    </w:p>
+    <w:p>
+      <w:pPr>
+        <w:pStyle w:val="ListParagraph"/>
+        <w:numPr>
+          <w:ilvl w:val="0"/>
+          <w:numId w:val="3"/>
+        </w:numPr>
+        <w:spacing w:after="40" w:line="276"/>
+      </w:pPr>
+      <w:r>
+        <w:rPr>
+          <w:color w:val="1A2332"/>
+          <w:sz w:val="20"/>
+          <w:szCs w:val="20"/>
+          <w:rFonts w:ascii="Calibri" w:cs="Calibri" w:eastAsia="Calibri" w:hAnsi="Calibri"/>
+        </w:rPr>
+        <w:t xml:space="preserve">ZZP vehicle for client work: design, monitoring, and support for retail and other clients in Europe, the UK, and South Africa.</w:t>
+      </w:r>
+    </w:p>
+    <w:p>
+      <w:pPr>
+        <w:pStyle w:val="ListParagraph"/>
+        <w:numPr>
+          <w:ilvl w:val="0"/>
+          <w:numId w:val="3"/>
+        </w:numPr>
+        <w:spacing w:after="40" w:line="276"/>
+      </w:pPr>
+      <w:r>
+        <w:rPr>
+          <w:color w:val="1A2332"/>
+          <w:sz w:val="20"/>
+          <w:szCs w:val="20"/>
+          <w:rFonts w:ascii="Calibri" w:cs="Calibri" w:eastAsia="Calibri" w:hAnsi="Calibri"/>
+        </w:rPr>
+        <w:t xml:space="preserve">Produce design documentation for cloud, DC, and WAN change under ITSM/governance expectations; advise on security maturity (C2M2).</w:t>
+      </w:r>
+    </w:p>
+    <w:p>
+      <w:pPr>
+        <w:pStyle w:val="ListParagraph"/>
+        <w:numPr>
+          <w:ilvl w:val="0"/>
+          <w:numId w:val="3"/>
+        </w:numPr>
+        <w:spacing w:after="40" w:line="276"/>
+      </w:pPr>
+      <w:r>
+        <w:rPr>
+          <w:color w:val="1A2332"/>
+          <w:sz w:val="20"/>
+          <w:szCs w:val="20"/>
+          <w:rFonts w:ascii="Calibri" w:cs="Calibri" w:eastAsia="Calibri" w:hAnsi="Calibri"/>
+        </w:rPr>
+        <w:t xml:space="preserve">Operate own Azure and DigitalOcean platforms for client hosting and monitoring; work with stakeholders from small teams to 30+ person support organisations.</w:t>
+      </w:r>
+    </w:p>
+    <w:p>
+      <w:pPr>
+        <w:tabs>
+          <w:tab w:val="right" w:pos="9026"/>
+        </w:tabs>
+        <w:spacing w:before="160" w:after="40"/>
+      </w:pPr>
+      <w:r>
+        <w:rPr>
+          <w:b/>
+          <w:bCs/>
+          <w:color w:val="1A2332"/>
+          <w:sz w:val="21"/>
+          <w:szCs w:val="21"/>
+          <w:rFonts w:ascii="Calibri" w:cs="Calibri" w:eastAsia="Calibri" w:hAnsi="Calibri"/>
+        </w:rPr>
+        <w:t xml:space="preserve">Principal Architect</w:t>
+      </w:r>
+      <w:r>
+        <w:rPr>
+          <w:color w:val="2C3E50"/>
+          <w:sz w:val="21"/>
+          <w:szCs w:val="21"/>
+          <w:rFonts w:ascii="Calibri" w:cs="Calibri" w:eastAsia="Calibri" w:hAnsi="Calibri"/>
+        </w:rPr>
+        <w:t xml:space="preserve">  |  CGI</w:t>
+      </w:r>
+      <w:r>
+        <w:rPr>
+          <w:color w:val="546E7A"/>
+          <w:sz w:val="19"/>
+          <w:szCs w:val="19"/>
+          <w:rFonts w:ascii="Calibri" w:cs="Calibri" w:eastAsia="Calibri" w:hAnsi="Calibri"/>
+        </w:rPr>
         <w:t xml:space="preserve">	2021 – 2022 (8 months)</w:t>
       </w:r>
     </w:p>
@@ -568,6 +718,25 @@
           <w:rFonts w:ascii="Calibri" w:cs="Calibri" w:eastAsia="Calibri" w:hAnsi="Calibri"/>
         </w:rPr>
         <w:t xml:space="preserve">Full lifecycle focus on design and implementation, then structured handover to support — standardisation and supportability over one-off builds.</w:t>
+      </w:r>
+    </w:p>
+    <w:p>
+      <w:pPr>
+        <w:pStyle w:val="ListParagraph"/>
+        <w:numPr>
+          <w:ilvl w:val="0"/>
+          <w:numId w:val="3"/>
+        </w:numPr>
+        <w:spacing w:after="40" w:line="276"/>
+      </w:pPr>
+      <w:r>
+        <w:rPr>
+          <w:color w:val="1A2332"/>
+          <w:sz w:val="20"/>
+          <w:szCs w:val="20"/>
+          <w:rFonts w:ascii="Calibri" w:cs="Calibri" w:eastAsia="Calibri" w:hAnsi="Calibri"/>
+        </w:rPr>
+        <w:t xml:space="preserve">Peripherally involved when CGI rolled ServiceNow out to stores as an incident-management service; completed CGI’s ServiceNow training for that model.</w:t>
       </w:r>
     </w:p>
     <w:p>

--- a/skills/custom/clinton-cv/assets/Clinton_Herring_Rituals_Retail_Tech_Architect_CV.docx
+++ b/skills/custom/clinton-cv/assets/Clinton_Herring_Rituals_Retail_Tech_Architect_CV.docx
@@ -67,7 +67,7 @@
         </w:rPr>
         <w:t xml:space="preserve">Clinton.herring@remoteconsulting.eu  ·  </w:t>
       </w:r>
-      <w:hyperlink w:history="1" r:id="rIdgnkcj-y3-bvzxa7gfj-zs">
+      <w:hyperlink w:history="1" r:id="rIdz-j8lk2zdqw6nqxjewxg4">
         <w:r>
           <w:rPr>
             <w:u w:val="single"/>
@@ -128,7 +128,7 @@
           <w:szCs w:val="20"/>
           <w:rFonts w:ascii="Calibri" w:cs="Calibri" w:eastAsia="Calibri" w:hAnsi="Calibri"/>
         </w:rPr>
-        <w:t xml:space="preserve">Retail technology architect based in Almere. At CGI I worked with the team responsible for network and store connectivity across 1000+ retail locations (Meraki, POS, payment terminals) and operated inside the Rituals supplier landscape — store operations, CGI’s support/call-centre model, and providers such as Veducon. I was involved with the team that moved store POS off Cowhills onto the NewBlack stack (iPad POS with a back-room Mac). As a sole proprietor I then continued as Principal Architect for Suitsupply under contract with CGI until 2024. Since November 2024 I have been a platform engineer at Just Eat Takeaway, including AI-assisted ways of running and improving operations. I translate store pain into standards, lifecycle plans, and supportable designs.</w:t>
+        <w:t xml:space="preserve">Retail technology architect based in Almere. At CGI I worked with the team responsible for network and store connectivity across 1000+ retail locations (Meraki, POS, payment terminals) and operated inside the Rituals supplier landscape — store operations, CGI’s support/call-centre model, and providers such as Veducon. I was involved with the team that moved store POS off Cowhills onto the NewBlack stack (iPad POS with a back-room Mac). As a sole proprietor I then continued as Principal Architect for Suitsupply under contract with CGI until 2024. I already work with several of Rituals’ vendors from that CGI/ZZP period, and I managed contractors and third-party suppliers for 15 years at Allan Gray. Since November 2024 I have been a platform engineer at Just Eat Takeaway, including AI-assisted ways of running and improving operations.</w:t>
       </w:r>
     </w:p>
     <w:p>
@@ -225,7 +225,26 @@
           <w:szCs w:val="20"/>
           <w:rFonts w:ascii="Calibri" w:cs="Calibri" w:eastAsia="Calibri" w:hAnsi="Calibri"/>
         </w:rPr>
-        <w:t xml:space="preserve">Technology lifecycle, standardisation, and working with outsourced partners (CGI, Veducon, and peer providers)</w:t>
+        <w:t xml:space="preserve">Contractor and vendor management: 15 years running third-party suppliers at Allan Gray; existing working relationships with several Rituals vendors from CGI and later ZZP work</w:t>
+      </w:r>
+    </w:p>
+    <w:p>
+      <w:pPr>
+        <w:pStyle w:val="ListParagraph"/>
+        <w:numPr>
+          <w:ilvl w:val="0"/>
+          <w:numId w:val="2"/>
+        </w:numPr>
+        <w:spacing w:after="40" w:line="276"/>
+      </w:pPr>
+      <w:r>
+        <w:rPr>
+          <w:color w:val="1A2332"/>
+          <w:sz w:val="20"/>
+          <w:szCs w:val="20"/>
+          <w:rFonts w:ascii="Calibri" w:cs="Calibri" w:eastAsia="Calibri" w:hAnsi="Calibri"/>
+        </w:rPr>
+        <w:t xml:space="preserve">Technology lifecycle, standardisation, and working with outsourced partners (including CGI and Veducon)</w:t>
       </w:r>
     </w:p>
     <w:p>
@@ -660,7 +679,7 @@
           <w:szCs w:val="20"/>
           <w:rFonts w:ascii="Calibri" w:cs="Calibri" w:eastAsia="Calibri" w:hAnsi="Calibri"/>
         </w:rPr>
-        <w:t xml:space="preserve">Rituals supplier-side experience: store operations realities, CGI call-centre / support model, and direct dealings with Veducon.</w:t>
+        <w:t xml:space="preserve">Rituals supplier-side experience: store operations, CGI call-centre / support model, and direct dealings with Veducon and other vendors still in that landscape.</w:t>
       </w:r>
     </w:p>
     <w:p>
@@ -811,7 +830,26 @@
           <w:szCs w:val="20"/>
           <w:rFonts w:ascii="Calibri" w:cs="Calibri" w:eastAsia="Calibri" w:hAnsi="Calibri"/>
         </w:rPr>
-        <w:t xml:space="preserve">Translated risk/compliance policy into security systems; vendor contract management, monitoring, and third-line support — architecture that operations can run.</w:t>
+        <w:t xml:space="preserve">Managed contractors and third-party vendors across that 15-year period — contracts, performance, and escalation — the same muscle Rituals needs to hold store-technology suppliers to standard.</w:t>
+      </w:r>
+    </w:p>
+    <w:p>
+      <w:pPr>
+        <w:pStyle w:val="ListParagraph"/>
+        <w:numPr>
+          <w:ilvl w:val="0"/>
+          <w:numId w:val="3"/>
+        </w:numPr>
+        <w:spacing w:after="40" w:line="276"/>
+      </w:pPr>
+      <w:r>
+        <w:rPr>
+          <w:color w:val="1A2332"/>
+          <w:sz w:val="20"/>
+          <w:szCs w:val="20"/>
+          <w:rFonts w:ascii="Calibri" w:cs="Calibri" w:eastAsia="Calibri" w:hAnsi="Calibri"/>
+        </w:rPr>
+        <w:t xml:space="preserve">Translated risk/compliance policy into security systems; monitoring and third-line support — architecture that operations can run.</w:t>
       </w:r>
     </w:p>
     <w:p>

--- a/skills/custom/clinton-cv/assets/Clinton_Herring_Rituals_Retail_Tech_Architect_CV.docx
+++ b/skills/custom/clinton-cv/assets/Clinton_Herring_Rituals_Retail_Tech_Architect_CV.docx
@@ -67,7 +67,7 @@
         </w:rPr>
         <w:t xml:space="preserve">Clinton.herring@remoteconsulting.eu  ·  </w:t>
       </w:r>
-      <w:hyperlink w:history="1" r:id="rIdz-j8lk2zdqw6nqxjewxg4">
+      <w:hyperlink w:history="1" r:id="rId-5i304w6wq65me7aannlz">
         <w:r>
           <w:rPr>
             <w:u w:val="single"/>
@@ -128,7 +128,7 @@
           <w:szCs w:val="20"/>
           <w:rFonts w:ascii="Calibri" w:cs="Calibri" w:eastAsia="Calibri" w:hAnsi="Calibri"/>
         </w:rPr>
-        <w:t xml:space="preserve">Retail technology architect based in Almere. At CGI I worked with the team responsible for network and store connectivity across 1000+ retail locations (Meraki, POS, payment terminals) and operated inside the Rituals supplier landscape — store operations, CGI’s support/call-centre model, and providers such as Veducon. I was involved with the team that moved store POS off Cowhills onto the NewBlack stack (iPad POS with a back-room Mac). As a sole proprietor I then continued as Principal Architect for Suitsupply under contract with CGI until 2024. I already work with several of Rituals’ vendors from that CGI/ZZP period, and I managed contractors and third-party suppliers for 15 years at Allan Gray. Since November 2024 I have been a platform engineer at Just Eat Takeaway, including AI-assisted ways of running and improving operations.</w:t>
+        <w:t xml:space="preserve">Retail technology architect based in Almere. I take architectural ownership of end-to-end store technology — standards, lifecycle, and supportable design — not just individual components. At CGI I worked with the team responsible for network and store connectivity across 1000+ retail locations (Meraki, POS, payment terminals) and know how Rituals’ multi-vendor model fits together (for example Veducon for network design, CGI/NewBlack for omnichannel POS, RSG for in-store rollout and break-fix). I was involved with the team that moved store POS off Cowhills onto NewBlack (iPad POS with a back-room Mac). As a sole proprietor I continued as Principal Architect for Suitsupply under contract with CGI until 2024. I managed contractors for 15 years at Allan Gray and already work with several of these vendors. Since November 2024 I have been a platform engineer at Just Eat Takeaway, including AI-assisted ways of improving operations.</w:t>
       </w:r>
     </w:p>
     <w:p>
@@ -168,7 +168,7 @@
           <w:szCs w:val="20"/>
           <w:rFonts w:ascii="Calibri" w:cs="Calibri" w:eastAsia="Calibri" w:hAnsi="Calibri"/>
         </w:rPr>
-        <w:t xml:space="preserve">Architectural ownership of end-to-end store technology: networking, POS, payment terminals, and supplier interfaces</w:t>
+        <w:t xml:space="preserve">Architectural ownership of end-to-end store technology: principles, standards, lifecycle, and supportable design across networking, POS, and payments</w:t>
       </w:r>
     </w:p>
     <w:p>
@@ -206,7 +206,7 @@
           <w:szCs w:val="20"/>
           <w:rFonts w:ascii="Calibri" w:cs="Calibri" w:eastAsia="Calibri" w:hAnsi="Calibri"/>
         </w:rPr>
-        <w:t xml:space="preserve">Retail POS landscape literacy: iPad POS, NewBlack, Cowhills migration, back-room Mac pattern; how Jamf/MDM fits Apple store devices (ecosystem knowledge — not a Jamf specialist)</w:t>
+        <w:t xml:space="preserve">Retail POS landscape: iPad POS, NewBlack, Cowhills migration, back-room Mac pattern; Jamf/MDM fit for Apple store devices (ecosystem knowledge — not a Jamf specialist)</w:t>
       </w:r>
     </w:p>
     <w:p>
@@ -225,7 +225,7 @@
           <w:szCs w:val="20"/>
           <w:rFonts w:ascii="Calibri" w:cs="Calibri" w:eastAsia="Calibri" w:hAnsi="Calibri"/>
         </w:rPr>
-        <w:t xml:space="preserve">Contractor and vendor management: 15 years running third-party suppliers at Allan Gray; existing working relationships with several Rituals vendors from CGI and later ZZP work</w:t>
+        <w:t xml:space="preserve">Understand how Rituals’ vendor model fits together (e.g. Veducon network design; CGI/NewBlack omnichannel; RSG in-store rollout &amp; break-fix) and hold partners to standard — backed by 15 years managing contractors at Allan Gray</w:t>
       </w:r>
     </w:p>
     <w:p>
@@ -244,45 +244,7 @@
           <w:szCs w:val="20"/>
           <w:rFonts w:ascii="Calibri" w:cs="Calibri" w:eastAsia="Calibri" w:hAnsi="Calibri"/>
         </w:rPr>
-        <w:t xml:space="preserve">Technology lifecycle, standardisation, and working with outsourced partners (including CGI and Veducon)</w:t>
-      </w:r>
-    </w:p>
-    <w:p>
-      <w:pPr>
-        <w:pStyle w:val="ListParagraph"/>
-        <w:numPr>
-          <w:ilvl w:val="0"/>
-          <w:numId w:val="2"/>
-        </w:numPr>
-        <w:spacing w:after="40" w:line="276"/>
-      </w:pPr>
-      <w:r>
-        <w:rPr>
-          <w:color w:val="1A2332"/>
-          <w:sz w:val="20"/>
-          <w:szCs w:val="20"/>
-          <w:rFonts w:ascii="Calibri" w:cs="Calibri" w:eastAsia="Calibri" w:hAnsi="Calibri"/>
-        </w:rPr>
-        <w:t xml:space="preserve">ITSM-minded design and change: Jira and Confluence daily for documentation and task management; published research on ITSM metrics and business value of IT</w:t>
-      </w:r>
-    </w:p>
-    <w:p>
-      <w:pPr>
-        <w:pStyle w:val="ListParagraph"/>
-        <w:numPr>
-          <w:ilvl w:val="0"/>
-          <w:numId w:val="2"/>
-        </w:numPr>
-        <w:spacing w:after="40" w:line="276"/>
-      </w:pPr>
-      <w:r>
-        <w:rPr>
-          <w:color w:val="1A2332"/>
-          <w:sz w:val="20"/>
-          <w:szCs w:val="20"/>
-          <w:rFonts w:ascii="Calibri" w:cs="Calibri" w:eastAsia="Calibri" w:hAnsi="Calibri"/>
-        </w:rPr>
-        <w:t xml:space="preserve">ServiceNow: CGI-specific training and peripheral involvement when ServiceNow was rolled out to stores as the incident-management service (not a ServiceNow implementer)</w:t>
+        <w:t xml:space="preserve">ITSM-minded design and change: Jira and Confluence daily; ServiceNow store-incident model (CGI training / peripheral involvement — not a ServiceNow implementer); published ITSM business-value research</w:t>
       </w:r>
     </w:p>
     <w:p>
@@ -679,7 +641,7 @@
           <w:szCs w:val="20"/>
           <w:rFonts w:ascii="Calibri" w:cs="Calibri" w:eastAsia="Calibri" w:hAnsi="Calibri"/>
         </w:rPr>
-        <w:t xml:space="preserve">Rituals supplier-side experience: store operations, CGI call-centre / support model, and direct dealings with Veducon and other vendors still in that landscape.</w:t>
+        <w:t xml:space="preserve">Know how the Rituals multi-vendor store model fits together (examples: Veducon for network expertise/design; CGI with NewBlack for omnichannel POS; RSG for in-store changes, rollouts, and break-fix).</w:t>
       </w:r>
     </w:p>
     <w:p>

--- a/skills/custom/clinton-cv/assets/Clinton_Herring_Rituals_Retail_Tech_Architect_CV.docx
+++ b/skills/custom/clinton-cv/assets/Clinton_Herring_Rituals_Retail_Tech_Architect_CV.docx
@@ -48,7 +48,7 @@
         </w:rPr>
         <w:t xml:space="preserve">Almere (near Amsterdam)  ·  +31 6 27517972  ·  Clinton.herring@remoteconsulting.eu  ·  </w:t>
       </w:r>
-      <w:hyperlink w:history="1" r:id="rIdgznoxbbxezdnigypvc_t1">
+      <w:hyperlink w:history="1" r:id="rId4hcqur5ls4v9uc3nnm0ur">
         <w:r>
           <w:rPr>
             <w:u w:val="single"/>
@@ -303,16 +303,16 @@
           <w:szCs w:val="20"/>
           <w:rFonts w:ascii="Calibri" w:cs="Calibri" w:eastAsia="Calibri" w:hAnsi="Calibri"/>
         </w:rPr>
-        <w:t xml:space="preserve">Cloud and AI-assisted operations. </w:t>
-      </w:r>
-      <w:r>
-        <w:rPr>
-          <w:color w:val="1A2332"/>
-          <w:sz w:val="20"/>
-          <w:szCs w:val="20"/>
-          <w:rFonts w:ascii="Calibri" w:cs="Calibri" w:eastAsia="Calibri" w:hAnsi="Calibri"/>
-        </w:rPr>
-        <w:t xml:space="preserve">Azure (Network Engineer Associate) and AWS since 2016; building AI agent tooling that codifies incident investigation and change review.</w:t>
+        <w:t xml:space="preserve">Cloud, identity and AI-assisted operations. </w:t>
+      </w:r>
+      <w:r>
+        <w:rPr>
+          <w:color w:val="1A2332"/>
+          <w:sz w:val="20"/>
+          <w:szCs w:val="20"/>
+          <w:rFonts w:ascii="Calibri" w:cs="Calibri" w:eastAsia="Calibri" w:hAnsi="Calibri"/>
+        </w:rPr>
+        <w:t xml:space="preserve">Azure (Network Engineer Associate) and AWS since 2016; Entra ID administration for internal users at Just Eat Takeaway; building AI agent tooling that codifies incident investigation and change review.</w:t>
       </w:r>
     </w:p>
     <w:p>
@@ -463,6 +463,25 @@
           <w:rFonts w:ascii="Calibri" w:cs="Calibri" w:eastAsia="Calibri" w:hAnsi="Calibri"/>
         </w:rPr>
         <w:t xml:space="preserve">Built reusable AI agent skills that encode investigation runbooks, incident patterns and change-review checks, so recurring issues are diagnosed faster and fixed structurally rather than repeatedly.</w:t>
+      </w:r>
+    </w:p>
+    <w:p>
+      <w:pPr>
+        <w:pStyle w:val="ListParagraph"/>
+        <w:numPr>
+          <w:ilvl w:val="0"/>
+          <w:numId w:val="2"/>
+        </w:numPr>
+        <w:spacing w:after="40" w:line="276"/>
+      </w:pPr>
+      <w:r>
+        <w:rPr>
+          <w:color w:val="1A2332"/>
+          <w:sz w:val="20"/>
+          <w:szCs w:val="20"/>
+          <w:rFonts w:ascii="Calibri" w:cs="Calibri" w:eastAsia="Calibri" w:hAnsi="Calibri"/>
+        </w:rPr>
+        <w:t xml:space="preserve">Managed Entra ID for internal users for about a year, until identity (Entra, network access, Okta) was consolidated from separate departments into one.</w:t>
       </w:r>
     </w:p>
     <w:p>

--- a/skills/custom/clinton-cv/assets/Clinton_Herring_Rituals_Retail_Tech_Architect_CV.docx
+++ b/skills/custom/clinton-cv/assets/Clinton_Herring_Rituals_Retail_Tech_Architect_CV.docx
@@ -48,7 +48,7 @@
         </w:rPr>
         <w:t xml:space="preserve">Almere (near Amsterdam)  ·  +31 6 27517972  ·  Clinton.herring@remoteconsulting.eu  ·  </w:t>
       </w:r>
-      <w:hyperlink w:history="1" r:id="rId4hcqur5ls4v9uc3nnm0ur">
+      <w:hyperlink w:history="1" r:id="rIdjeak6zwqhccelad8p8e8c">
         <w:r>
           <w:rPr>
             <w:u w:val="single"/>
@@ -538,7 +538,7 @@
           <w:szCs w:val="19"/>
           <w:rFonts w:ascii="Calibri" w:cs="Calibri" w:eastAsia="Calibri" w:hAnsi="Calibri"/>
         </w:rPr>
-        <w:t xml:space="preserve">	2022 – 2024</w:t>
+        <w:t xml:space="preserve">	2022 – Oct 2024</w:t>
       </w:r>
     </w:p>
     <w:p>

--- a/skills/custom/clinton-cv/assets/Clinton_Herring_Rituals_Retail_Tech_Architect_CV.docx
+++ b/skills/custom/clinton-cv/assets/Clinton_Herring_Rituals_Retail_Tech_Architect_CV.docx
@@ -48,7 +48,7 @@
         </w:rPr>
         <w:t xml:space="preserve">Almere (near Amsterdam)  ·  +31 6 27517972  ·  Clinton.herring@remoteconsulting.eu  ·  </w:t>
       </w:r>
-      <w:hyperlink w:history="1" r:id="rIdjeak6zwqhccelad8p8e8c">
+      <w:hyperlink w:history="1" r:id="rIdpz3z-_nskylccsw6j7dz8">
         <w:r>
           <w:rPr>
             <w:u w:val="single"/>
@@ -111,7 +111,7 @@
           <w:szCs w:val="20"/>
           <w:rFonts w:ascii="Calibri" w:cs="Calibri" w:eastAsia="Calibri" w:hAnsi="Calibri"/>
         </w:rPr>
-        <w:t xml:space="preserve">Retail technology architect with 20+ years in infrastructure: 15 years owning network architecture and third-party vendors at South Africa’s largest private asset manager, then multi-vendor retail store estates with CGI, Suitsupply and the Rituals supplier landscape. I set the standards, lifecycle and designs that keep Meraki networking, iPad POS, payment terminals and back-office devices supportable, and I hold partners to them. Currently a platform engineer at Just Eat Takeaway, where I root-cause production incidents and build AI-assisted tooling that turns recurring operational issues into structural fixes.</w:t>
+        <w:t xml:space="preserve">Retail technology architect with 20+ years in infrastructure: 15 years owning network architecture and third-party vendors at South Africa’s largest private asset manager, then multi-vendor retail store estates for two retailers — the Rituals landscape with CGI, and Suitsupply as a CGI sub-contractor. I set the standards, lifecycle and designs that keep Meraki networking, iPad POS, payment terminals and back-office devices supportable, and I hold partners to them. Currently a platform engineer at Just Eat Takeaway, where I root-cause production incidents and build AI-assisted tooling that turns recurring operational issues into structural fixes.</w:t>
       </w:r>
     </w:p>
     <w:p>
@@ -352,7 +352,7 @@
           <w:szCs w:val="21"/>
           <w:rFonts w:ascii="Calibri" w:cs="Calibri" w:eastAsia="Calibri" w:hAnsi="Calibri"/>
         </w:rPr>
-        <w:t xml:space="preserve">Independent Consultant</w:t>
+        <w:t xml:space="preserve">Self-employed — Principal Architect / Platform Engineer</w:t>
       </w:r>
       <w:r>
         <w:rPr>
@@ -361,7 +361,7 @@
           <w:szCs w:val="21"/>
           <w:rFonts w:ascii="Calibri" w:cs="Calibri" w:eastAsia="Calibri" w:hAnsi="Calibri"/>
         </w:rPr>
-        <w:t xml:space="preserve">  |  Remoteconsulting.EU (own ZZP)</w:t>
+        <w:t xml:space="preserve">  |  Remoteconsulting.EU</w:t>
       </w:r>
       <w:r>
         <w:rPr>
@@ -386,7 +386,7 @@
           <w:szCs w:val="20"/>
           <w:rFonts w:ascii="Calibri" w:cs="Calibri" w:eastAsia="Calibri" w:hAnsi="Calibri"/>
         </w:rPr>
-        <w:t xml:space="preserve">Sole-proprietor vehicle for the engagements below. Also runs own Azure and DigitalOcean monitoring platforms and advises smaller retail, solar and financial-services clients on security maturity (C2M2) and cloud/DC/WAN design under ITSM change control.</w:t>
+        <w:t xml:space="preserve">Working for myself as a sole proprietor (ZZP). Engagements have included sub-contracting to CGI for Suitsupply, platform engineering at Just Eat Takeaway, and architecture, monitoring and security-maturity (C2M2) work for smaller retail, solar and financial-services clients on my own Azure and DigitalOcean platforms.</w:t>
       </w:r>
     </w:p>
     <w:p>
@@ -529,7 +529,7 @@
           <w:szCs w:val="20"/>
           <w:rFonts w:ascii="Calibri" w:cs="Calibri" w:eastAsia="Calibri" w:hAnsi="Calibri"/>
         </w:rPr>
-        <w:t xml:space="preserve">  |  Suitsupply (contracted through CGI)</w:t>
+        <w:t xml:space="preserve">  |  Suitsupply, as sub-contractor to CGI</w:t>
       </w:r>
       <w:r>
         <w:rPr>
@@ -557,26 +557,26 @@
           <w:szCs w:val="20"/>
           <w:rFonts w:ascii="Calibri" w:cs="Calibri" w:eastAsia="Calibri" w:hAnsi="Calibri"/>
         </w:rPr>
-        <w:t xml:space="preserve">Store-technology architecture for an international branded retailer, continuing the CGI store-estate model as a sole proprietor under CGI contract.</w:t>
-      </w:r>
-    </w:p>
-    <w:p>
-      <w:pPr>
-        <w:pStyle w:val="ListParagraph"/>
-        <w:numPr>
-          <w:ilvl w:val="0"/>
-          <w:numId w:val="2"/>
-        </w:numPr>
-        <w:spacing w:after="40" w:line="276"/>
-      </w:pPr>
-      <w:r>
-        <w:rPr>
-          <w:color w:val="1A2332"/>
-          <w:sz w:val="20"/>
-          <w:szCs w:val="20"/>
-          <w:rFonts w:ascii="Calibri" w:cs="Calibri" w:eastAsia="Calibri" w:hAnsi="Calibri"/>
-        </w:rPr>
-        <w:t xml:space="preserve">Standards, supportability and supplier coordination across store networking and POS-adjacent infrastructure.</w:t>
+        <w:t xml:space="preserve">Store-technology architecture for a second international retailer, so my retail experience is not limited to the Rituals landscape.</w:t>
+      </w:r>
+    </w:p>
+    <w:p>
+      <w:pPr>
+        <w:pStyle w:val="ListParagraph"/>
+        <w:numPr>
+          <w:ilvl w:val="0"/>
+          <w:numId w:val="2"/>
+        </w:numPr>
+        <w:spacing w:after="40" w:line="276"/>
+      </w:pPr>
+      <w:r>
+        <w:rPr>
+          <w:color w:val="1A2332"/>
+          <w:sz w:val="20"/>
+          <w:szCs w:val="20"/>
+          <w:rFonts w:ascii="Calibri" w:cs="Calibri" w:eastAsia="Calibri" w:hAnsi="Calibri"/>
+        </w:rPr>
+        <w:t xml:space="preserve">Standards, supportability and supplier coordination across store networking and POS-adjacent infrastructure, continuing the CGI store-estate model.</w:t>
       </w:r>
     </w:p>
     <w:p>

--- a/skills/custom/clinton-cv/assets/Clinton_Herring_Rituals_Retail_Tech_Architect_CV.docx
+++ b/skills/custom/clinton-cv/assets/Clinton_Herring_Rituals_Retail_Tech_Architect_CV.docx
@@ -29,7 +29,7 @@
           <w:szCs w:val="22"/>
           <w:rFonts w:ascii="Calibri" w:cs="Calibri" w:eastAsia="Calibri" w:hAnsi="Calibri"/>
         </w:rPr>
-        <w:t xml:space="preserve">Retail Technology Architect  ·  store infrastructure, standards and supplier governance</w:t>
+        <w:t xml:space="preserve">Retail Technology Architect  ·  store infrastructure, standards and vendor management</w:t>
       </w:r>
     </w:p>
     <w:p>
@@ -48,7 +48,7 @@
         </w:rPr>
         <w:t xml:space="preserve">Almere (near Amsterdam)  ·  +31 6 27517972  ·  Clinton.herring@remoteconsulting.eu  ·  </w:t>
       </w:r>
-      <w:hyperlink w:history="1" r:id="rIdpz3z-_nskylccsw6j7dz8">
+      <w:hyperlink w:history="1" r:id="rIdztmz4-werubsvx2hykpx8">
         <w:r>
           <w:rPr>
             <w:u w:val="single"/>
@@ -63,6 +63,8 @@
     </w:p>
     <w:p>
       <w:pPr>
+        <w:keepNext w:val="false"/>
+        <w:keepLines/>
         <w:spacing w:after="40" w:before="60" w:line="276"/>
       </w:pPr>
       <w:r>
@@ -80,6 +82,7 @@
     <w:p>
       <w:pPr>
         <w:pStyle w:val="Heading1"/>
+        <w:keepNext/>
         <w:pBdr>
           <w:bottom w:val="single" w:color="2C3E50" w:sz="12" w:space="1"/>
         </w:pBdr>
@@ -100,7 +103,9 @@
     </w:p>
     <w:p>
       <w:pPr>
-        <w:spacing w:after="80" w:before="0" w:line="276"/>
+        <w:keepNext w:val="false"/>
+        <w:keepLines/>
+        <w:spacing w:after="60" w:before="0" w:line="276"/>
       </w:pPr>
       <w:r>
         <w:rPr>
@@ -111,12 +116,13 @@
           <w:szCs w:val="20"/>
           <w:rFonts w:ascii="Calibri" w:cs="Calibri" w:eastAsia="Calibri" w:hAnsi="Calibri"/>
         </w:rPr>
-        <w:t xml:space="preserve">Retail technology architect with 20+ years in infrastructure: 15 years owning network architecture and third-party vendors at South Africa’s largest private asset manager, then multi-vendor retail store estates for two retailers — the Rituals landscape with CGI, and Suitsupply as a CGI sub-contractor. I set the standards, lifecycle and designs that keep Meraki networking, iPad POS, payment terminals and back-office devices supportable, and I hold partners to them. Currently a platform engineer at Just Eat Takeaway, where I root-cause production incidents and build AI-assisted tooling that turns recurring operational issues into structural fixes.</w:t>
+        <w:t xml:space="preserve">I design, secure and maintain enterprise and retail store infrastructure, with more than 20 years experience aligning IT infrastructure with business needs. I spent 15 years at Allan Gray, the largest private asset manager in South Africa, and since 2021 I have worked in retail: at CGI on the Rituals store estate and then for Suitsupply as a sub-contractor to CGI, so I know the Rituals store environment from the supplier side. Since November 2024 I have been a platform engineer at Just Eat Takeaway, finding the root cause of production incidents and building AI tooling to do that faster.</w:t>
       </w:r>
     </w:p>
     <w:p>
       <w:pPr>
         <w:pStyle w:val="Heading1"/>
+        <w:keepNext/>
         <w:pBdr>
           <w:bottom w:val="single" w:color="2C3E50" w:sz="12" w:space="1"/>
         </w:pBdr>
@@ -132,192 +138,193 @@
           <w:rFonts w:ascii="Calibri" w:cs="Calibri" w:eastAsia="Calibri" w:hAnsi="Calibri"/>
           <w:spacing w:val="60"/>
         </w:rPr>
-        <w:t xml:space="preserve">WHY THIS ROLE</w:t>
-      </w:r>
-    </w:p>
-    <w:p>
-      <w:pPr>
-        <w:pStyle w:val="ListParagraph"/>
-        <w:numPr>
-          <w:ilvl w:val="0"/>
-          <w:numId w:val="2"/>
-        </w:numPr>
-        <w:spacing w:after="40" w:line="276"/>
-      </w:pPr>
-      <w:r>
-        <w:rPr>
-          <w:b/>
-          <w:bCs/>
-          <w:color w:val="1A2332"/>
-          <w:sz w:val="20"/>
-          <w:szCs w:val="20"/>
-          <w:rFonts w:ascii="Calibri" w:cs="Calibri" w:eastAsia="Calibri" w:hAnsi="Calibri"/>
-        </w:rPr>
-        <w:t xml:space="preserve">Store architecture ownership. </w:t>
-      </w:r>
-      <w:r>
-        <w:rPr>
-          <w:color w:val="1A2332"/>
-          <w:sz w:val="20"/>
-          <w:szCs w:val="20"/>
-          <w:rFonts w:ascii="Calibri" w:cs="Calibri" w:eastAsia="Calibri" w:hAnsi="Calibri"/>
-        </w:rPr>
-        <w:t xml:space="preserve">Principles, standards and lifecycle for end-to-end store technology: Meraki networking, iPad POS on NewBlack with a back-room Mac, payment terminals, and the MDM/Jamf layer that keeps Apple store devices managed.</w:t>
-      </w:r>
-    </w:p>
-    <w:p>
-      <w:pPr>
-        <w:pStyle w:val="ListParagraph"/>
-        <w:numPr>
-          <w:ilvl w:val="0"/>
-          <w:numId w:val="2"/>
-        </w:numPr>
-        <w:spacing w:after="40" w:line="276"/>
-      </w:pPr>
-      <w:r>
-        <w:rPr>
-          <w:b/>
-          <w:bCs/>
-          <w:color w:val="1A2332"/>
-          <w:sz w:val="20"/>
-          <w:szCs w:val="20"/>
-          <w:rFonts w:ascii="Calibri" w:cs="Calibri" w:eastAsia="Calibri" w:hAnsi="Calibri"/>
-        </w:rPr>
-        <w:t xml:space="preserve">Problem management to structural fix. </w:t>
-      </w:r>
-      <w:r>
-        <w:rPr>
-          <w:color w:val="1A2332"/>
-          <w:sz w:val="20"/>
-          <w:szCs w:val="20"/>
-          <w:rFonts w:ascii="Calibri" w:cs="Calibri" w:eastAsia="Calibri" w:hAnsi="Calibri"/>
-        </w:rPr>
-        <w:t xml:space="preserve">Root-cause analysis of production incidents at Just Eat Takeaway (AWS, Kubernetes, DNS and routing, IAM) and 15 years of third-line escalation at Allan Gray; findings fed back into standards and runbooks.</w:t>
-      </w:r>
-    </w:p>
-    <w:p>
-      <w:pPr>
-        <w:pStyle w:val="ListParagraph"/>
-        <w:numPr>
-          <w:ilvl w:val="0"/>
-          <w:numId w:val="2"/>
-        </w:numPr>
-        <w:spacing w:after="40" w:line="276"/>
-      </w:pPr>
-      <w:r>
-        <w:rPr>
-          <w:b/>
-          <w:bCs/>
-          <w:color w:val="1A2332"/>
-          <w:sz w:val="20"/>
-          <w:szCs w:val="20"/>
-          <w:rFonts w:ascii="Calibri" w:cs="Calibri" w:eastAsia="Calibri" w:hAnsi="Calibri"/>
-        </w:rPr>
-        <w:t xml:space="preserve">Supplier governance. </w:t>
-      </w:r>
-      <w:r>
-        <w:rPr>
-          <w:color w:val="1A2332"/>
-          <w:sz w:val="20"/>
-          <w:szCs w:val="20"/>
-          <w:rFonts w:ascii="Calibri" w:cs="Calibri" w:eastAsia="Calibri" w:hAnsi="Calibri"/>
-        </w:rPr>
-        <w:t xml:space="preserve">15 years managing contractors and vendor contracts; working relationships with several Rituals partners and a clear view of how they fit together (e.g. Veducon network design, CGI with NewBlack for omnichannel, RSG for in-store rollout and break-fix).</w:t>
-      </w:r>
-    </w:p>
-    <w:p>
-      <w:pPr>
-        <w:pStyle w:val="ListParagraph"/>
-        <w:numPr>
-          <w:ilvl w:val="0"/>
-          <w:numId w:val="2"/>
-        </w:numPr>
-        <w:spacing w:after="40" w:line="276"/>
-      </w:pPr>
-      <w:r>
-        <w:rPr>
-          <w:b/>
-          <w:bCs/>
-          <w:color w:val="1A2332"/>
-          <w:sz w:val="20"/>
-          <w:szCs w:val="20"/>
-          <w:rFonts w:ascii="Calibri" w:cs="Calibri" w:eastAsia="Calibri" w:hAnsi="Calibri"/>
-        </w:rPr>
-        <w:t xml:space="preserve">Multi-site retail delivery. </w:t>
-      </w:r>
-      <w:r>
-        <w:rPr>
-          <w:color w:val="1A2332"/>
-          <w:sz w:val="20"/>
-          <w:szCs w:val="20"/>
-          <w:rFonts w:ascii="Calibri" w:cs="Calibri" w:eastAsia="Calibri" w:hAnsi="Calibri"/>
-        </w:rPr>
-        <w:t xml:space="preserve">Network architecture for 1000+ stores worldwide and ~150 store hardware deployments project-managed: design, validation, pilot, handover into support.</w:t>
-      </w:r>
-    </w:p>
-    <w:p>
-      <w:pPr>
-        <w:pStyle w:val="ListParagraph"/>
-        <w:numPr>
-          <w:ilvl w:val="0"/>
-          <w:numId w:val="2"/>
-        </w:numPr>
-        <w:spacing w:after="40" w:line="276"/>
-      </w:pPr>
-      <w:r>
-        <w:rPr>
-          <w:b/>
-          <w:bCs/>
-          <w:color w:val="1A2332"/>
-          <w:sz w:val="20"/>
-          <w:szCs w:val="20"/>
-          <w:rFonts w:ascii="Calibri" w:cs="Calibri" w:eastAsia="Calibri" w:hAnsi="Calibri"/>
-        </w:rPr>
-        <w:t xml:space="preserve">ITSM in practice. </w:t>
-      </w:r>
-      <w:r>
-        <w:rPr>
-          <w:color w:val="1A2332"/>
-          <w:sz w:val="20"/>
-          <w:szCs w:val="20"/>
-          <w:rFonts w:ascii="Calibri" w:cs="Calibri" w:eastAsia="Calibri" w:hAnsi="Calibri"/>
-        </w:rPr>
-        <w:t xml:space="preserve">Jira and Confluence daily; ServiceNow store incident-management model (CGI rollout and training); published research on ITSM metrics and the business value of IT.</w:t>
-      </w:r>
-    </w:p>
-    <w:p>
-      <w:pPr>
-        <w:pStyle w:val="ListParagraph"/>
-        <w:numPr>
-          <w:ilvl w:val="0"/>
-          <w:numId w:val="2"/>
-        </w:numPr>
-        <w:spacing w:after="40" w:line="276"/>
-      </w:pPr>
-      <w:r>
-        <w:rPr>
-          <w:b/>
-          <w:bCs/>
-          <w:color w:val="1A2332"/>
-          <w:sz w:val="20"/>
-          <w:szCs w:val="20"/>
-          <w:rFonts w:ascii="Calibri" w:cs="Calibri" w:eastAsia="Calibri" w:hAnsi="Calibri"/>
-        </w:rPr>
-        <w:t xml:space="preserve">Cloud, identity and AI-assisted operations. </w:t>
-      </w:r>
-      <w:r>
-        <w:rPr>
-          <w:color w:val="1A2332"/>
-          <w:sz w:val="20"/>
-          <w:szCs w:val="20"/>
-          <w:rFonts w:ascii="Calibri" w:cs="Calibri" w:eastAsia="Calibri" w:hAnsi="Calibri"/>
-        </w:rPr>
-        <w:t xml:space="preserve">Azure (Network Engineer Associate) and AWS since 2016; Entra ID administration for internal users at Just Eat Takeaway; building AI agent tooling that codifies incident investigation and change review.</w:t>
+        <w:t xml:space="preserve">IN SHORT</w:t>
+      </w:r>
+    </w:p>
+    <w:p>
+      <w:pPr>
+        <w:pStyle w:val="ListParagraph"/>
+        <w:numPr>
+          <w:ilvl w:val="0"/>
+          <w:numId w:val="2"/>
+        </w:numPr>
+        <w:spacing w:after="70" w:line="276"/>
+      </w:pPr>
+      <w:r>
+        <w:rPr>
+          <w:b/>
+          <w:bCs/>
+          <w:color w:val="2C3E50"/>
+          <w:sz w:val="20"/>
+          <w:szCs w:val="20"/>
+          <w:rFonts w:ascii="Calibri" w:cs="Calibri" w:eastAsia="Calibri" w:hAnsi="Calibri"/>
+        </w:rPr>
+        <w:t xml:space="preserve">Store technology  </w:t>
+      </w:r>
+      <w:r>
+        <w:rPr>
+          <w:color w:val="1A2332"/>
+          <w:sz w:val="20"/>
+          <w:szCs w:val="20"/>
+          <w:rFonts w:ascii="Calibri" w:cs="Calibri" w:eastAsia="Calibri" w:hAnsi="Calibri"/>
+        </w:rPr>
+        <w:t xml:space="preserve">I know the Rituals store setup: Meraki networks, iPad POS on NewBlack with a Mac in the back room, payment terminals, and the partners behind it.</w:t>
+      </w:r>
+    </w:p>
+    <w:p>
+      <w:pPr>
+        <w:pStyle w:val="ListParagraph"/>
+        <w:numPr>
+          <w:ilvl w:val="0"/>
+          <w:numId w:val="2"/>
+        </w:numPr>
+        <w:spacing w:after="70" w:line="276"/>
+      </w:pPr>
+      <w:r>
+        <w:rPr>
+          <w:b/>
+          <w:bCs/>
+          <w:color w:val="2C3E50"/>
+          <w:sz w:val="20"/>
+          <w:szCs w:val="20"/>
+          <w:rFonts w:ascii="Calibri" w:cs="Calibri" w:eastAsia="Calibri" w:hAnsi="Calibri"/>
+        </w:rPr>
+        <w:t xml:space="preserve">Rollouts  </w:t>
+      </w:r>
+      <w:r>
+        <w:rPr>
+          <w:color w:val="1A2332"/>
+          <w:sz w:val="20"/>
+          <w:szCs w:val="20"/>
+          <w:rFonts w:ascii="Calibri" w:cs="Calibri" w:eastAsia="Calibri" w:hAnsi="Calibri"/>
+        </w:rPr>
+        <w:t xml:space="preserve">At CGI I project managed Meraki rollouts to around 150 stores and helped look after a 1000+ store estate.</w:t>
+      </w:r>
+    </w:p>
+    <w:p>
+      <w:pPr>
+        <w:pStyle w:val="ListParagraph"/>
+        <w:numPr>
+          <w:ilvl w:val="0"/>
+          <w:numId w:val="2"/>
+        </w:numPr>
+        <w:spacing w:after="70" w:line="276"/>
+      </w:pPr>
+      <w:r>
+        <w:rPr>
+          <w:b/>
+          <w:bCs/>
+          <w:color w:val="2C3E50"/>
+          <w:sz w:val="20"/>
+          <w:szCs w:val="20"/>
+          <w:rFonts w:ascii="Calibri" w:cs="Calibri" w:eastAsia="Calibri" w:hAnsi="Calibri"/>
+        </w:rPr>
+        <w:t xml:space="preserve">Vendors  </w:t>
+      </w:r>
+      <w:r>
+        <w:rPr>
+          <w:color w:val="1A2332"/>
+          <w:sz w:val="20"/>
+          <w:szCs w:val="20"/>
+          <w:rFonts w:ascii="Calibri" w:cs="Calibri" w:eastAsia="Calibri" w:hAnsi="Calibri"/>
+        </w:rPr>
+        <w:t xml:space="preserve">I managed 3rd party vendors and contractors for 15 years at Allan Gray and know several of the Rituals partners.</w:t>
+      </w:r>
+    </w:p>
+    <w:p>
+      <w:pPr>
+        <w:pStyle w:val="ListParagraph"/>
+        <w:numPr>
+          <w:ilvl w:val="0"/>
+          <w:numId w:val="2"/>
+        </w:numPr>
+        <w:spacing w:after="70" w:line="276"/>
+      </w:pPr>
+      <w:r>
+        <w:rPr>
+          <w:b/>
+          <w:bCs/>
+          <w:color w:val="2C3E50"/>
+          <w:sz w:val="20"/>
+          <w:szCs w:val="20"/>
+          <w:rFonts w:ascii="Calibri" w:cs="Calibri" w:eastAsia="Calibri" w:hAnsi="Calibri"/>
+        </w:rPr>
+        <w:t xml:space="preserve">Problem management  </w:t>
+      </w:r>
+      <w:r>
+        <w:rPr>
+          <w:color w:val="1A2332"/>
+          <w:sz w:val="20"/>
+          <w:szCs w:val="20"/>
+          <w:rFonts w:ascii="Calibri" w:cs="Calibri" w:eastAsia="Calibri" w:hAnsi="Calibri"/>
+        </w:rPr>
+        <w:t xml:space="preserve">At Just Eat Takeaway I find the root cause of production incidents and make sure the fix goes into the standard, not just the ticket.</w:t>
+      </w:r>
+    </w:p>
+    <w:p>
+      <w:pPr>
+        <w:pStyle w:val="ListParagraph"/>
+        <w:numPr>
+          <w:ilvl w:val="0"/>
+          <w:numId w:val="2"/>
+        </w:numPr>
+        <w:spacing w:after="70" w:line="276"/>
+      </w:pPr>
+      <w:r>
+        <w:rPr>
+          <w:b/>
+          <w:bCs/>
+          <w:color w:val="2C3E50"/>
+          <w:sz w:val="20"/>
+          <w:szCs w:val="20"/>
+          <w:rFonts w:ascii="Calibri" w:cs="Calibri" w:eastAsia="Calibri" w:hAnsi="Calibri"/>
+        </w:rPr>
+        <w:t xml:space="preserve">Tools  </w:t>
+      </w:r>
+      <w:r>
+        <w:rPr>
+          <w:color w:val="1A2332"/>
+          <w:sz w:val="20"/>
+          <w:szCs w:val="20"/>
+          <w:rFonts w:ascii="Calibri" w:cs="Calibri" w:eastAsia="Calibri" w:hAnsi="Calibri"/>
+        </w:rPr>
+        <w:t xml:space="preserve">Jira and Confluence every day. ServiceNow from the CGI store rollout. Entra ID for a year at Just Eat Takeaway. Azure and AWS since 2016.</w:t>
+      </w:r>
+    </w:p>
+    <w:p>
+      <w:pPr>
+        <w:pStyle w:val="ListParagraph"/>
+        <w:numPr>
+          <w:ilvl w:val="0"/>
+          <w:numId w:val="2"/>
+        </w:numPr>
+        <w:spacing w:after="70" w:line="276"/>
+      </w:pPr>
+      <w:r>
+        <w:rPr>
+          <w:b/>
+          <w:bCs/>
+          <w:color w:val="2C3E50"/>
+          <w:sz w:val="20"/>
+          <w:szCs w:val="20"/>
+          <w:rFonts w:ascii="Calibri" w:cs="Calibri" w:eastAsia="Calibri" w:hAnsi="Calibri"/>
+        </w:rPr>
+        <w:t xml:space="preserve">AI  </w:t>
+      </w:r>
+      <w:r>
+        <w:rPr>
+          <w:color w:val="1A2332"/>
+          <w:sz w:val="20"/>
+          <w:szCs w:val="20"/>
+          <w:rFonts w:ascii="Calibri" w:cs="Calibri" w:eastAsia="Calibri" w:hAnsi="Calibri"/>
+        </w:rPr>
+        <w:t xml:space="preserve">I build AI agent tooling for incident investigation and change review, and I have ideas on how to use it in this role.</w:t>
       </w:r>
     </w:p>
     <w:p>
       <w:pPr>
         <w:pStyle w:val="Heading1"/>
+        <w:keepNext/>
         <w:pBdr>
           <w:bottom w:val="single" w:color="2C3E50" w:sz="12" w:space="1"/>
         </w:pBdr>
@@ -333,11 +340,150 @@
           <w:rFonts w:ascii="Calibri" w:cs="Calibri" w:eastAsia="Calibri" w:hAnsi="Calibri"/>
           <w:spacing w:val="60"/>
         </w:rPr>
+        <w:t xml:space="preserve">SKILLS</w:t>
+      </w:r>
+    </w:p>
+    <w:p>
+      <w:pPr>
+        <w:tabs>
+          <w:tab w:val="left" w:pos="1700"/>
+        </w:tabs>
+        <w:spacing w:after="50" w:line="276"/>
+        <w:ind w:left="1700" w:hanging="1700"/>
+      </w:pPr>
+      <w:r>
+        <w:rPr>
+          <w:b/>
+          <w:bCs/>
+          <w:color w:val="2C3E50"/>
+          <w:sz w:val="20"/>
+          <w:szCs w:val="20"/>
+          <w:rFonts w:ascii="Calibri" w:cs="Calibri" w:eastAsia="Calibri" w:hAnsi="Calibri"/>
+        </w:rPr>
+        <w:t xml:space="preserve">Store technology</w:t>
+      </w:r>
+      <w:r>
+        <w:rPr>
+          <w:color w:val="1A2332"/>
+          <w:sz w:val="20"/>
+          <w:szCs w:val="20"/>
+          <w:rFonts w:ascii="Calibri" w:cs="Calibri" w:eastAsia="Calibri" w:hAnsi="Calibri"/>
+        </w:rPr>
+        <w:t xml:space="preserve">	Cisco Meraki (certified), iPad POS on NewBlack, payment terminals, back-office Macs, MDM/Jamf (how it fits the estate), multi-site rollouts</w:t>
+      </w:r>
+    </w:p>
+    <w:p>
+      <w:pPr>
+        <w:tabs>
+          <w:tab w:val="left" w:pos="1700"/>
+        </w:tabs>
+        <w:spacing w:after="50" w:line="276"/>
+        <w:ind w:left="1700" w:hanging="1700"/>
+      </w:pPr>
+      <w:r>
+        <w:rPr>
+          <w:b/>
+          <w:bCs/>
+          <w:color w:val="2C3E50"/>
+          <w:sz w:val="20"/>
+          <w:szCs w:val="20"/>
+          <w:rFonts w:ascii="Calibri" w:cs="Calibri" w:eastAsia="Calibri" w:hAnsi="Calibri"/>
+        </w:rPr>
+        <w:t xml:space="preserve">Network &amp; security</w:t>
+      </w:r>
+      <w:r>
+        <w:rPr>
+          <w:color w:val="1A2332"/>
+          <w:sz w:val="20"/>
+          <w:szCs w:val="20"/>
+          <w:rFonts w:ascii="Calibri" w:cs="Calibri" w:eastAsia="Calibri" w:hAnsi="Calibri"/>
+        </w:rPr>
+        <w:t xml:space="preserve">	Cisco, NGFW, VPN, proxy, load balancer, WAF, WAN and data centre design, operational security</w:t>
+      </w:r>
+    </w:p>
+    <w:p>
+      <w:pPr>
+        <w:tabs>
+          <w:tab w:val="left" w:pos="1700"/>
+        </w:tabs>
+        <w:spacing w:after="50" w:line="276"/>
+        <w:ind w:left="1700" w:hanging="1700"/>
+      </w:pPr>
+      <w:r>
+        <w:rPr>
+          <w:b/>
+          <w:bCs/>
+          <w:color w:val="2C3E50"/>
+          <w:sz w:val="20"/>
+          <w:szCs w:val="20"/>
+          <w:rFonts w:ascii="Calibri" w:cs="Calibri" w:eastAsia="Calibri" w:hAnsi="Calibri"/>
+        </w:rPr>
+        <w:t xml:space="preserve">Cloud &amp; identity</w:t>
+      </w:r>
+      <w:r>
+        <w:rPr>
+          <w:color w:val="1A2332"/>
+          <w:sz w:val="20"/>
+          <w:szCs w:val="20"/>
+          <w:rFonts w:ascii="Calibri" w:cs="Calibri" w:eastAsia="Calibri" w:hAnsi="Calibri"/>
+        </w:rPr>
+        <w:t xml:space="preserve">	Azure (Network Engineer Associate), AWS, Kubernetes, Entra ID, Datadog</w:t>
+      </w:r>
+    </w:p>
+    <w:p>
+      <w:pPr>
+        <w:tabs>
+          <w:tab w:val="left" w:pos="1700"/>
+        </w:tabs>
+        <w:spacing w:after="50" w:line="276"/>
+        <w:ind w:left="1700" w:hanging="1700"/>
+      </w:pPr>
+      <w:r>
+        <w:rPr>
+          <w:b/>
+          <w:bCs/>
+          <w:color w:val="2C3E50"/>
+          <w:sz w:val="20"/>
+          <w:szCs w:val="20"/>
+          <w:rFonts w:ascii="Calibri" w:cs="Calibri" w:eastAsia="Calibri" w:hAnsi="Calibri"/>
+        </w:rPr>
+        <w:t xml:space="preserve">Ways of working</w:t>
+      </w:r>
+      <w:r>
+        <w:rPr>
+          <w:color w:val="1A2332"/>
+          <w:sz w:val="20"/>
+          <w:szCs w:val="20"/>
+          <w:rFonts w:ascii="Calibri" w:cs="Calibri" w:eastAsia="Calibri" w:hAnsi="Calibri"/>
+        </w:rPr>
+        <w:t xml:space="preserve">	ITIL / ITSM, Jira, Confluence, ServiceNow (store incident management), vendor and contract management, business cases and project documentation, C2M2 security maturity</w:t>
+      </w:r>
+    </w:p>
+    <w:p>
+      <w:pPr>
+        <w:pStyle w:val="Heading1"/>
+        <w:keepNext/>
+        <w:pBdr>
+          <w:bottom w:val="single" w:color="2C3E50" w:sz="12" w:space="1"/>
+        </w:pBdr>
+        <w:spacing w:before="260" w:after="100"/>
+      </w:pPr>
+      <w:r>
+        <w:rPr>
+          <w:b/>
+          <w:bCs/>
+          <w:color w:val="2C3E50"/>
+          <w:sz w:val="20"/>
+          <w:szCs w:val="20"/>
+          <w:rFonts w:ascii="Calibri" w:cs="Calibri" w:eastAsia="Calibri" w:hAnsi="Calibri"/>
+          <w:spacing w:val="60"/>
+        </w:rPr>
         <w:t xml:space="preserve">EXPERIENCE</w:t>
       </w:r>
     </w:p>
     <w:p>
       <w:pPr>
+        <w:keepNext/>
         <w:tabs>
           <w:tab w:val="right" w:pos="9026"/>
         </w:tabs>
@@ -352,7 +498,7 @@
           <w:szCs w:val="21"/>
           <w:rFonts w:ascii="Calibri" w:cs="Calibri" w:eastAsia="Calibri" w:hAnsi="Calibri"/>
         </w:rPr>
-        <w:t xml:space="preserve">Self-employed — Principal Architect / Platform Engineer</w:t>
+        <w:t xml:space="preserve">Platform Engineer</w:t>
       </w:r>
       <w:r>
         <w:rPr>
@@ -361,7 +507,7 @@
           <w:szCs w:val="21"/>
           <w:rFonts w:ascii="Calibri" w:cs="Calibri" w:eastAsia="Calibri" w:hAnsi="Calibri"/>
         </w:rPr>
-        <w:t xml:space="preserve">  |  Remoteconsulting.EU</w:t>
+        <w:t xml:space="preserve">  |  Just Eat Takeaway</w:t>
       </w:r>
       <w:r>
         <w:rPr>
@@ -370,60 +516,6 @@
           <w:szCs w:val="19"/>
           <w:rFonts w:ascii="Calibri" w:cs="Calibri" w:eastAsia="Calibri" w:hAnsi="Calibri"/>
         </w:rPr>
-        <w:t xml:space="preserve">	2022 – Present</w:t>
-      </w:r>
-    </w:p>
-    <w:p>
-      <w:pPr>
-        <w:spacing w:after="40" w:before="0" w:line="276"/>
-      </w:pPr>
-      <w:r>
-        <w:rPr>
-          <w:i w:val="false"/>
-          <w:iCs w:val="false"/>
-          <w:color w:val="1A2332"/>
-          <w:sz w:val="20"/>
-          <w:szCs w:val="20"/>
-          <w:rFonts w:ascii="Calibri" w:cs="Calibri" w:eastAsia="Calibri" w:hAnsi="Calibri"/>
-        </w:rPr>
-        <w:t xml:space="preserve">Working for myself as a sole proprietor (ZZP). Engagements have included sub-contracting to CGI for Suitsupply, platform engineering at Just Eat Takeaway, and architecture, monitoring and security-maturity (C2M2) work for smaller retail, solar and financial-services clients on my own Azure and DigitalOcean platforms.</w:t>
-      </w:r>
-    </w:p>
-    <w:p>
-      <w:pPr>
-        <w:tabs>
-          <w:tab w:val="right" w:pos="9026"/>
-        </w:tabs>
-        <w:spacing w:before="100" w:after="30"/>
-        <w:ind w:left="180"/>
-      </w:pPr>
-      <w:r>
-        <w:rPr>
-          <w:b/>
-          <w:bCs/>
-          <w:color w:val="1A2332"/>
-          <w:sz w:val="20"/>
-          <w:szCs w:val="20"/>
-          <w:rFonts w:ascii="Calibri" w:cs="Calibri" w:eastAsia="Calibri" w:hAnsi="Calibri"/>
-        </w:rPr>
-        <w:t xml:space="preserve">Platform Engineer</w:t>
-      </w:r>
-      <w:r>
-        <w:rPr>
-          <w:color w:val="2C3E50"/>
-          <w:sz w:val="20"/>
-          <w:szCs w:val="20"/>
-          <w:rFonts w:ascii="Calibri" w:cs="Calibri" w:eastAsia="Calibri" w:hAnsi="Calibri"/>
-        </w:rPr>
-        <w:t xml:space="preserve">  |  Just Eat Takeaway</w:t>
-      </w:r>
-      <w:r>
-        <w:rPr>
-          <w:color w:val="546E7A"/>
-          <w:sz w:val="19"/>
-          <w:szCs w:val="19"/>
-          <w:rFonts w:ascii="Calibri" w:cs="Calibri" w:eastAsia="Calibri" w:hAnsi="Calibri"/>
-        </w:rPr>
         <w:t xml:space="preserve">	Nov 2024 – Present</w:t>
       </w:r>
     </w:p>
@@ -434,153 +526,78 @@
           <w:ilvl w:val="0"/>
           <w:numId w:val="2"/>
         </w:numPr>
-        <w:spacing w:after="40" w:line="276"/>
-      </w:pPr>
-      <w:r>
-        <w:rPr>
-          <w:color w:val="1A2332"/>
-          <w:sz w:val="20"/>
-          <w:szCs w:val="20"/>
-          <w:rFonts w:ascii="Calibri" w:cs="Calibri" w:eastAsia="Calibri" w:hAnsi="Calibri"/>
-        </w:rPr>
-        <w:t xml:space="preserve">Platform engineering on an AWS and Kubernetes estate; investigate production incidents by correlating infrastructure changes, Datadog telemetry, pull-request history and AWS CloudTrail to reach a specific root cause.</w:t>
-      </w:r>
-    </w:p>
-    <w:p>
-      <w:pPr>
-        <w:pStyle w:val="ListParagraph"/>
-        <w:numPr>
-          <w:ilvl w:val="0"/>
-          <w:numId w:val="2"/>
-        </w:numPr>
-        <w:spacing w:after="40" w:line="276"/>
-      </w:pPr>
-      <w:r>
-        <w:rPr>
-          <w:color w:val="1A2332"/>
-          <w:sz w:val="20"/>
-          <w:szCs w:val="20"/>
-          <w:rFonts w:ascii="Calibri" w:cs="Calibri" w:eastAsia="Calibri" w:hAnsi="Calibri"/>
-        </w:rPr>
-        <w:t xml:space="preserve">Built reusable AI agent skills that encode investigation runbooks, incident patterns and change-review checks, so recurring issues are diagnosed faster and fixed structurally rather than repeatedly.</w:t>
-      </w:r>
-    </w:p>
-    <w:p>
-      <w:pPr>
-        <w:pStyle w:val="ListParagraph"/>
-        <w:numPr>
-          <w:ilvl w:val="0"/>
-          <w:numId w:val="2"/>
-        </w:numPr>
-        <w:spacing w:after="40" w:line="276"/>
-      </w:pPr>
-      <w:r>
-        <w:rPr>
-          <w:color w:val="1A2332"/>
-          <w:sz w:val="20"/>
-          <w:szCs w:val="20"/>
-          <w:rFonts w:ascii="Calibri" w:cs="Calibri" w:eastAsia="Calibri" w:hAnsi="Calibri"/>
-        </w:rPr>
-        <w:t xml:space="preserve">Managed Entra ID for internal users for about a year, until identity (Entra, network access, Okta) was consolidated from separate departments into one.</w:t>
-      </w:r>
-    </w:p>
-    <w:p>
-      <w:pPr>
-        <w:pStyle w:val="ListParagraph"/>
-        <w:numPr>
-          <w:ilvl w:val="0"/>
-          <w:numId w:val="2"/>
-        </w:numPr>
-        <w:spacing w:after="40" w:line="276"/>
-      </w:pPr>
-      <w:r>
-        <w:rPr>
-          <w:color w:val="1A2332"/>
-          <w:sz w:val="20"/>
-          <w:szCs w:val="20"/>
-          <w:rFonts w:ascii="Calibri" w:cs="Calibri" w:eastAsia="Calibri" w:hAnsi="Calibri"/>
-        </w:rPr>
-        <w:t xml:space="preserve">Review infrastructure changes (DNS, IAM, access) against evidence before closure; Jira and Confluence for documentation and task management every day.</w:t>
-      </w:r>
-    </w:p>
-    <w:p>
-      <w:pPr>
-        <w:tabs>
-          <w:tab w:val="right" w:pos="9026"/>
-        </w:tabs>
-        <w:spacing w:before="100" w:after="30"/>
-        <w:ind w:left="180"/>
-      </w:pPr>
-      <w:r>
-        <w:rPr>
-          <w:b/>
-          <w:bCs/>
-          <w:color w:val="1A2332"/>
-          <w:sz w:val="20"/>
-          <w:szCs w:val="20"/>
-          <w:rFonts w:ascii="Calibri" w:cs="Calibri" w:eastAsia="Calibri" w:hAnsi="Calibri"/>
-        </w:rPr>
-        <w:t xml:space="preserve">Principal Architect</w:t>
-      </w:r>
-      <w:r>
-        <w:rPr>
-          <w:color w:val="2C3E50"/>
-          <w:sz w:val="20"/>
-          <w:szCs w:val="20"/>
-          <w:rFonts w:ascii="Calibri" w:cs="Calibri" w:eastAsia="Calibri" w:hAnsi="Calibri"/>
-        </w:rPr>
-        <w:t xml:space="preserve">  |  Suitsupply, as sub-contractor to CGI</w:t>
-      </w:r>
-      <w:r>
-        <w:rPr>
-          <w:color w:val="546E7A"/>
-          <w:sz w:val="19"/>
-          <w:szCs w:val="19"/>
-          <w:rFonts w:ascii="Calibri" w:cs="Calibri" w:eastAsia="Calibri" w:hAnsi="Calibri"/>
-        </w:rPr>
-        <w:t xml:space="preserve">	2022 – Oct 2024</w:t>
-      </w:r>
-    </w:p>
-    <w:p>
-      <w:pPr>
-        <w:pStyle w:val="ListParagraph"/>
-        <w:numPr>
-          <w:ilvl w:val="0"/>
-          <w:numId w:val="2"/>
-        </w:numPr>
-        <w:spacing w:after="40" w:line="276"/>
-      </w:pPr>
-      <w:r>
-        <w:rPr>
-          <w:color w:val="1A2332"/>
-          <w:sz w:val="20"/>
-          <w:szCs w:val="20"/>
-          <w:rFonts w:ascii="Calibri" w:cs="Calibri" w:eastAsia="Calibri" w:hAnsi="Calibri"/>
-        </w:rPr>
-        <w:t xml:space="preserve">Store-technology architecture for a second international retailer, so my retail experience is not limited to the Rituals landscape.</w:t>
-      </w:r>
-    </w:p>
-    <w:p>
-      <w:pPr>
-        <w:pStyle w:val="ListParagraph"/>
-        <w:numPr>
-          <w:ilvl w:val="0"/>
-          <w:numId w:val="2"/>
-        </w:numPr>
-        <w:spacing w:after="40" w:line="276"/>
-      </w:pPr>
-      <w:r>
-        <w:rPr>
-          <w:color w:val="1A2332"/>
-          <w:sz w:val="20"/>
-          <w:szCs w:val="20"/>
-          <w:rFonts w:ascii="Calibri" w:cs="Calibri" w:eastAsia="Calibri" w:hAnsi="Calibri"/>
-        </w:rPr>
-        <w:t xml:space="preserve">Standards, supportability and supplier coordination across store networking and POS-adjacent infrastructure, continuing the CGI store-estate model.</w:t>
-      </w:r>
-    </w:p>
-    <w:p>
-      <w:pPr>
+        <w:spacing w:after="60" w:line="276"/>
+      </w:pPr>
+      <w:r>
+        <w:rPr>
+          <w:color w:val="1A2332"/>
+          <w:sz w:val="20"/>
+          <w:szCs w:val="20"/>
+          <w:rFonts w:ascii="Calibri" w:cs="Calibri" w:eastAsia="Calibri" w:hAnsi="Calibri"/>
+        </w:rPr>
+        <w:t xml:space="preserve">I work on an AWS and Kubernetes platform. When there is a production incident I trace it through infrastructure changes, Datadog, pull requests and CloudTrail until I have a clear root cause.</w:t>
+      </w:r>
+    </w:p>
+    <w:p>
+      <w:pPr>
+        <w:pStyle w:val="ListParagraph"/>
+        <w:numPr>
+          <w:ilvl w:val="0"/>
+          <w:numId w:val="2"/>
+        </w:numPr>
+        <w:spacing w:after="60" w:line="276"/>
+      </w:pPr>
+      <w:r>
+        <w:rPr>
+          <w:color w:val="1A2332"/>
+          <w:sz w:val="20"/>
+          <w:szCs w:val="20"/>
+          <w:rFonts w:ascii="Calibri" w:cs="Calibri" w:eastAsia="Calibri" w:hAnsi="Calibri"/>
+        </w:rPr>
+        <w:t xml:space="preserve">I built reusable AI agent skills that capture how we investigate incidents and review changes, so the next person does not start from scratch.</w:t>
+      </w:r>
+    </w:p>
+    <w:p>
+      <w:pPr>
+        <w:pStyle w:val="ListParagraph"/>
+        <w:numPr>
+          <w:ilvl w:val="0"/>
+          <w:numId w:val="2"/>
+        </w:numPr>
+        <w:spacing w:after="60" w:line="276"/>
+      </w:pPr>
+      <w:r>
+        <w:rPr>
+          <w:color w:val="1A2332"/>
+          <w:sz w:val="20"/>
+          <w:szCs w:val="20"/>
+          <w:rFonts w:ascii="Calibri" w:cs="Calibri" w:eastAsia="Calibri" w:hAnsi="Calibri"/>
+        </w:rPr>
+        <w:t xml:space="preserve">I managed Entra ID for internal users for about a year, until identity (Entra, network access and Okta) was brought together under one department.</w:t>
+      </w:r>
+    </w:p>
+    <w:p>
+      <w:pPr>
+        <w:pStyle w:val="ListParagraph"/>
+        <w:numPr>
+          <w:ilvl w:val="0"/>
+          <w:numId w:val="2"/>
+        </w:numPr>
+        <w:spacing w:after="60" w:line="276"/>
+      </w:pPr>
+      <w:r>
+        <w:rPr>
+          <w:color w:val="1A2332"/>
+          <w:sz w:val="20"/>
+          <w:szCs w:val="20"/>
+          <w:rFonts w:ascii="Calibri" w:cs="Calibri" w:eastAsia="Calibri" w:hAnsi="Calibri"/>
+        </w:rPr>
+        <w:t xml:space="preserve">I review infrastructure changes (DNS, IAM, access) before they are closed, and I use Jira and Confluence every day for documentation and task management.</w:t>
+      </w:r>
+    </w:p>
+    <w:p>
+      <w:pPr>
+        <w:keepNext/>
         <w:tabs>
           <w:tab w:val="right" w:pos="9026"/>
         </w:tabs>
@@ -604,7 +621,7 @@
           <w:szCs w:val="21"/>
           <w:rFonts w:ascii="Calibri" w:cs="Calibri" w:eastAsia="Calibri" w:hAnsi="Calibri"/>
         </w:rPr>
-        <w:t xml:space="preserve">  |  CGI</w:t>
+        <w:t xml:space="preserve">  |  Suitsupply, as sub-contractor to CGI</w:t>
       </w:r>
       <w:r>
         <w:rPr>
@@ -613,106 +630,68 @@
           <w:szCs w:val="19"/>
           <w:rFonts w:ascii="Calibri" w:cs="Calibri" w:eastAsia="Calibri" w:hAnsi="Calibri"/>
         </w:rPr>
-        <w:t xml:space="preserve">	2021 – 2022 (8 months)</w:t>
-      </w:r>
-    </w:p>
-    <w:p>
-      <w:pPr>
-        <w:pStyle w:val="ListParagraph"/>
-        <w:numPr>
-          <w:ilvl w:val="0"/>
-          <w:numId w:val="2"/>
-        </w:numPr>
-        <w:spacing w:after="40" w:line="276"/>
-      </w:pPr>
-      <w:r>
-        <w:rPr>
-          <w:color w:val="1A2332"/>
-          <w:sz w:val="20"/>
-          <w:szCs w:val="20"/>
-          <w:rFonts w:ascii="Calibri" w:cs="Calibri" w:eastAsia="Calibri" w:hAnsi="Calibri"/>
-        </w:rPr>
-        <w:t xml:space="preserve">With the team, responsible for network architecture across 1000+ retail stores worldwide, primarily Meraki, including POS and payment-terminal connectivity.</w:t>
-      </w:r>
-    </w:p>
-    <w:p>
-      <w:pPr>
-        <w:pStyle w:val="ListParagraph"/>
-        <w:numPr>
-          <w:ilvl w:val="0"/>
-          <w:numId w:val="2"/>
-        </w:numPr>
-        <w:spacing w:after="40" w:line="276"/>
-      </w:pPr>
-      <w:r>
-        <w:rPr>
-          <w:color w:val="1A2332"/>
-          <w:sz w:val="20"/>
-          <w:szCs w:val="20"/>
-          <w:rFonts w:ascii="Calibri" w:cs="Calibri" w:eastAsia="Calibri" w:hAnsi="Calibri"/>
-        </w:rPr>
-        <w:t xml:space="preserve">Worked inside the Rituals supplier landscape: store operations, the CGI call-centre and support model, and day-to-day coordination with partners such as Veducon.</w:t>
-      </w:r>
-    </w:p>
-    <w:p>
-      <w:pPr>
-        <w:pStyle w:val="ListParagraph"/>
-        <w:numPr>
-          <w:ilvl w:val="0"/>
-          <w:numId w:val="2"/>
-        </w:numPr>
-        <w:spacing w:after="40" w:line="276"/>
-      </w:pPr>
-      <w:r>
-        <w:rPr>
-          <w:color w:val="1A2332"/>
-          <w:sz w:val="20"/>
-          <w:szCs w:val="20"/>
-          <w:rFonts w:ascii="Calibri" w:cs="Calibri" w:eastAsia="Calibri" w:hAnsi="Calibri"/>
-        </w:rPr>
-        <w:t xml:space="preserve">Part of the team that moved store POS off Cowhills onto NewBlack — iPads on the shop floor with a back-room Mac running POS.</w:t>
-      </w:r>
-    </w:p>
-    <w:p>
-      <w:pPr>
-        <w:pStyle w:val="ListParagraph"/>
-        <w:numPr>
-          <w:ilvl w:val="0"/>
-          <w:numId w:val="2"/>
-        </w:numPr>
-        <w:spacing w:after="40" w:line="276"/>
-      </w:pPr>
-      <w:r>
-        <w:rPr>
-          <w:color w:val="1A2332"/>
-          <w:sz w:val="20"/>
-          <w:szCs w:val="20"/>
-          <w:rFonts w:ascii="Calibri" w:cs="Calibri" w:eastAsia="Calibri" w:hAnsi="Calibri"/>
-        </w:rPr>
-        <w:t xml:space="preserve">Project-managed network hardware deployments for approximately 150 stores; produced requirements, business cases, scope and technical packs for plan and support teams.</w:t>
-      </w:r>
-    </w:p>
-    <w:p>
-      <w:pPr>
-        <w:pStyle w:val="ListParagraph"/>
-        <w:numPr>
-          <w:ilvl w:val="0"/>
-          <w:numId w:val="2"/>
-        </w:numPr>
-        <w:spacing w:after="40" w:line="276"/>
-      </w:pPr>
-      <w:r>
-        <w:rPr>
-          <w:color w:val="1A2332"/>
-          <w:sz w:val="20"/>
-          <w:szCs w:val="20"/>
-          <w:rFonts w:ascii="Calibri" w:cs="Calibri" w:eastAsia="Calibri" w:hAnsi="Calibri"/>
-        </w:rPr>
-        <w:t xml:space="preserve">Design and implementation through to structured handover into support; completed CGI’s ServiceNow training when ServiceNow was rolled out to stores for incident management.</w:t>
-      </w:r>
-    </w:p>
-    <w:p>
-      <w:pPr>
+        <w:t xml:space="preserve">	2022 – Oct 2024</w:t>
+      </w:r>
+    </w:p>
+    <w:p>
+      <w:pPr>
+        <w:keepNext/>
+        <w:keepLines/>
+        <w:spacing w:after="40" w:before="0" w:line="276"/>
+      </w:pPr>
+      <w:r>
+        <w:rPr>
+          <w:i w:val="false"/>
+          <w:iCs w:val="false"/>
+          <w:color w:val="1A2332"/>
+          <w:sz w:val="20"/>
+          <w:szCs w:val="20"/>
+          <w:rFonts w:ascii="Calibri" w:cs="Calibri" w:eastAsia="Calibri" w:hAnsi="Calibri"/>
+        </w:rPr>
+        <w:t xml:space="preserve">I worked for myself as a sole proprietor (ZZP, Remoteconsulting.EU), mostly as a sub-contractor to CGI for Suitsupply. Alongside that I advised smaller retail, solar and financial services clients on design, monitoring and security maturity (C2M2) from my own Azure and Digital Ocean infrastructure.</w:t>
+      </w:r>
+    </w:p>
+    <w:p>
+      <w:pPr>
+        <w:pStyle w:val="ListParagraph"/>
+        <w:numPr>
+          <w:ilvl w:val="0"/>
+          <w:numId w:val="2"/>
+        </w:numPr>
+        <w:spacing w:after="60" w:line="276"/>
+      </w:pPr>
+      <w:r>
+        <w:rPr>
+          <w:color w:val="1A2332"/>
+          <w:sz w:val="20"/>
+          <w:szCs w:val="20"/>
+          <w:rFonts w:ascii="Calibri" w:cs="Calibri" w:eastAsia="Calibri" w:hAnsi="Calibri"/>
+        </w:rPr>
+        <w:t xml:space="preserve">Store technology architecture for Suitsupply, a second international retailer, so my retail experience is not based on Rituals alone.</w:t>
+      </w:r>
+    </w:p>
+    <w:p>
+      <w:pPr>
+        <w:pStyle w:val="ListParagraph"/>
+        <w:numPr>
+          <w:ilvl w:val="0"/>
+          <w:numId w:val="2"/>
+        </w:numPr>
+        <w:spacing w:after="60" w:line="276"/>
+      </w:pPr>
+      <w:r>
+        <w:rPr>
+          <w:color w:val="1A2332"/>
+          <w:sz w:val="20"/>
+          <w:szCs w:val="20"/>
+          <w:rFonts w:ascii="Calibri" w:cs="Calibri" w:eastAsia="Calibri" w:hAnsi="Calibri"/>
+        </w:rPr>
+        <w:t xml:space="preserve">The same kind of work as at CGI: standards, supportability and coordinating suppliers across store networking and the infrastructure around POS.</w:t>
+      </w:r>
+    </w:p>
+    <w:p>
+      <w:pPr>
+        <w:keepNext/>
         <w:tabs>
           <w:tab w:val="right" w:pos="9026"/>
         </w:tabs>
@@ -727,7 +706,7 @@
           <w:szCs w:val="21"/>
           <w:rFonts w:ascii="Calibri" w:cs="Calibri" w:eastAsia="Calibri" w:hAnsi="Calibri"/>
         </w:rPr>
-        <w:t xml:space="preserve">Infrastructure Architect</w:t>
+        <w:t xml:space="preserve">Principal Architect</w:t>
       </w:r>
       <w:r>
         <w:rPr>
@@ -736,7 +715,7 @@
           <w:szCs w:val="21"/>
           <w:rFonts w:ascii="Calibri" w:cs="Calibri" w:eastAsia="Calibri" w:hAnsi="Calibri"/>
         </w:rPr>
-        <w:t xml:space="preserve">  |  Allan Gray</w:t>
+        <w:t xml:space="preserve">  |  CGI</w:t>
       </w:r>
       <w:r>
         <w:rPr>
@@ -745,87 +724,125 @@
           <w:szCs w:val="19"/>
           <w:rFonts w:ascii="Calibri" w:cs="Calibri" w:eastAsia="Calibri" w:hAnsi="Calibri"/>
         </w:rPr>
-        <w:t xml:space="preserve">	2006 – 2021 (15 years)</w:t>
-      </w:r>
-    </w:p>
-    <w:p>
-      <w:pPr>
-        <w:pStyle w:val="ListParagraph"/>
-        <w:numPr>
-          <w:ilvl w:val="0"/>
-          <w:numId w:val="2"/>
-        </w:numPr>
-        <w:spacing w:after="40" w:line="276"/>
-      </w:pPr>
-      <w:r>
-        <w:rPr>
-          <w:color w:val="1A2332"/>
-          <w:sz w:val="20"/>
-          <w:szCs w:val="20"/>
-          <w:rFonts w:ascii="Calibri" w:cs="Calibri" w:eastAsia="Calibri" w:hAnsi="Calibri"/>
-        </w:rPr>
-        <w:t xml:space="preserve">Owned network architecture for South Africa’s largest private asset manager: seven offices across South Africa, Botswana and Namibia, ~1500 staff; Cisco core, Radware WAF and load balancing, Raytheon proxy, VMware, Azure and AWS from 2016.</w:t>
-      </w:r>
-    </w:p>
-    <w:p>
-      <w:pPr>
-        <w:pStyle w:val="ListParagraph"/>
-        <w:numPr>
-          <w:ilvl w:val="0"/>
-          <w:numId w:val="2"/>
-        </w:numPr>
-        <w:spacing w:after="40" w:line="276"/>
-      </w:pPr>
-      <w:r>
-        <w:rPr>
-          <w:color w:val="1A2332"/>
-          <w:sz w:val="20"/>
-          <w:szCs w:val="20"/>
-          <w:rFonts w:ascii="Calibri" w:cs="Calibri" w:eastAsia="Calibri" w:hAnsi="Calibri"/>
-        </w:rPr>
-        <w:t xml:space="preserve">Managed contractors and third-party vendors throughout — contracts, performance and escalation — and set the infrastructure direction and business cases with peers, reporting to the Group Infrastructure Manager.</w:t>
-      </w:r>
-    </w:p>
-    <w:p>
-      <w:pPr>
-        <w:pStyle w:val="ListParagraph"/>
-        <w:numPr>
-          <w:ilvl w:val="0"/>
-          <w:numId w:val="2"/>
-        </w:numPr>
-        <w:spacing w:after="40" w:line="276"/>
-      </w:pPr>
-      <w:r>
-        <w:rPr>
-          <w:color w:val="1A2332"/>
-          <w:sz w:val="20"/>
-          <w:szCs w:val="20"/>
-          <w:rFonts w:ascii="Calibri" w:cs="Calibri" w:eastAsia="Calibri" w:hAnsi="Calibri"/>
-        </w:rPr>
-        <w:t xml:space="preserve">Translated risk and compliance policy into security controls; monitoring and third-line support for the helpdesk and business departments.</w:t>
-      </w:r>
-    </w:p>
-    <w:p>
-      <w:pPr>
-        <w:pStyle w:val="ListParagraph"/>
-        <w:numPr>
-          <w:ilvl w:val="0"/>
-          <w:numId w:val="2"/>
-        </w:numPr>
-        <w:spacing w:after="40" w:line="276"/>
-      </w:pPr>
-      <w:r>
-        <w:rPr>
-          <w:color w:val="1A2332"/>
-          <w:sz w:val="20"/>
-          <w:szCs w:val="20"/>
-          <w:rFonts w:ascii="Calibri" w:cs="Calibri" w:eastAsia="Calibri" w:hAnsi="Calibri"/>
-        </w:rPr>
-        <w:t xml:space="preserve">Built an ISP-redundant Cisco AnyConnect VPN in days at the start of the 2020 lockdown so the whole company could work from home; 100% uptime from March 2020.</w:t>
-      </w:r>
-    </w:p>
-    <w:p>
-      <w:pPr>
+        <w:t xml:space="preserve">	2021 – 2022 (8 months)</w:t>
+      </w:r>
+    </w:p>
+    <w:p>
+      <w:pPr>
+        <w:keepNext/>
+        <w:keepLines/>
+        <w:spacing w:after="40" w:before="0" w:line="276"/>
+      </w:pPr>
+      <w:r>
+        <w:rPr>
+          <w:i w:val="false"/>
+          <w:iCs w:val="false"/>
+          <w:color w:val="1A2332"/>
+          <w:sz w:val="20"/>
+          <w:szCs w:val="20"/>
+          <w:rFonts w:ascii="Calibri" w:cs="Calibri" w:eastAsia="Calibri" w:hAnsi="Calibri"/>
+        </w:rPr>
+        <w:t xml:space="preserve">With my fellow team members I was responsible for 1000+ retail stores worldwide, primarily on Meraki network infrastructure with POS and payment terminals connecting to it. Most of the work was design and implementation, with handover to the support teams after.</w:t>
+      </w:r>
+    </w:p>
+    <w:p>
+      <w:pPr>
+        <w:pStyle w:val="ListParagraph"/>
+        <w:numPr>
+          <w:ilvl w:val="0"/>
+          <w:numId w:val="2"/>
+        </w:numPr>
+        <w:spacing w:after="60" w:line="276"/>
+      </w:pPr>
+      <w:r>
+        <w:rPr>
+          <w:color w:val="1A2332"/>
+          <w:sz w:val="20"/>
+          <w:szCs w:val="20"/>
+          <w:rFonts w:ascii="Calibri" w:cs="Calibri" w:eastAsia="Calibri" w:hAnsi="Calibri"/>
+        </w:rPr>
+        <w:t xml:space="preserve">I project managed network hardware deployments for approximately 150 stores worldwide.</w:t>
+      </w:r>
+    </w:p>
+    <w:p>
+      <w:pPr>
+        <w:pStyle w:val="ListParagraph"/>
+        <w:numPr>
+          <w:ilvl w:val="0"/>
+          <w:numId w:val="2"/>
+        </w:numPr>
+        <w:spacing w:after="60" w:line="276"/>
+      </w:pPr>
+      <w:r>
+        <w:rPr>
+          <w:color w:val="1A2332"/>
+          <w:sz w:val="20"/>
+          <w:szCs w:val="20"/>
+          <w:rFonts w:ascii="Calibri" w:cs="Calibri" w:eastAsia="Calibri" w:hAnsi="Calibri"/>
+        </w:rPr>
+        <w:t xml:space="preserve">I was part of the team that replaced Cowhills with NewBlack POS: iPads on the shop floor with a Mac in the back room.</w:t>
+      </w:r>
+    </w:p>
+    <w:p>
+      <w:pPr>
+        <w:pStyle w:val="ListParagraph"/>
+        <w:numPr>
+          <w:ilvl w:val="0"/>
+          <w:numId w:val="2"/>
+        </w:numPr>
+        <w:spacing w:after="60" w:line="276"/>
+      </w:pPr>
+      <w:r>
+        <w:rPr>
+          <w:color w:val="1A2332"/>
+          <w:sz w:val="20"/>
+          <w:szCs w:val="20"/>
+          <w:rFonts w:ascii="Calibri" w:cs="Calibri" w:eastAsia="Calibri" w:hAnsi="Calibri"/>
+        </w:rPr>
+        <w:t xml:space="preserve">I worked day to day with the Rituals partners: the CGI call centre and support model, Veducon on network design, and RSG in the stores.</w:t>
+      </w:r>
+    </w:p>
+    <w:p>
+      <w:pPr>
+        <w:pStyle w:val="ListParagraph"/>
+        <w:numPr>
+          <w:ilvl w:val="0"/>
+          <w:numId w:val="2"/>
+        </w:numPr>
+        <w:spacing w:after="60" w:line="276"/>
+      </w:pPr>
+      <w:r>
+        <w:rPr>
+          <w:color w:val="1A2332"/>
+          <w:sz w:val="20"/>
+          <w:szCs w:val="20"/>
+          <w:rFonts w:ascii="Calibri" w:cs="Calibri" w:eastAsia="Calibri" w:hAnsi="Calibri"/>
+        </w:rPr>
+        <w:t xml:space="preserve">I captured business requirements and wrote business cases, project scope and technical documents for the plan and support teams.</w:t>
+      </w:r>
+    </w:p>
+    <w:p>
+      <w:pPr>
+        <w:pStyle w:val="ListParagraph"/>
+        <w:numPr>
+          <w:ilvl w:val="0"/>
+          <w:numId w:val="2"/>
+        </w:numPr>
+        <w:spacing w:after="60" w:line="276"/>
+      </w:pPr>
+      <w:r>
+        <w:rPr>
+          <w:color w:val="1A2332"/>
+          <w:sz w:val="20"/>
+          <w:szCs w:val="20"/>
+          <w:rFonts w:ascii="Calibri" w:cs="Calibri" w:eastAsia="Calibri" w:hAnsi="Calibri"/>
+        </w:rPr>
+        <w:t xml:space="preserve">I did CGI’s ServiceNow training when ServiceNow was rolled out to the stores for incident management.</w:t>
+      </w:r>
+    </w:p>
+    <w:p>
+      <w:pPr>
+        <w:keepNext/>
         <w:tabs>
           <w:tab w:val="right" w:pos="9026"/>
         </w:tabs>
@@ -840,7 +857,7 @@
           <w:szCs w:val="21"/>
           <w:rFonts w:ascii="Calibri" w:cs="Calibri" w:eastAsia="Calibri" w:hAnsi="Calibri"/>
         </w:rPr>
-        <w:t xml:space="preserve">Systems Engineer</w:t>
+        <w:t xml:space="preserve">Infrastructure Architect</w:t>
       </w:r>
       <w:r>
         <w:rPr>
@@ -849,7 +866,7 @@
           <w:szCs w:val="21"/>
           <w:rFonts w:ascii="Calibri" w:cs="Calibri" w:eastAsia="Calibri" w:hAnsi="Calibri"/>
         </w:rPr>
-        <w:t xml:space="preserve">  |  Prudential Portfolio Managers</w:t>
+        <w:t xml:space="preserve">  |  Allan Gray</w:t>
       </w:r>
       <w:r>
         <w:rPr>
@@ -858,30 +875,125 @@
           <w:szCs w:val="19"/>
           <w:rFonts w:ascii="Calibri" w:cs="Calibri" w:eastAsia="Calibri" w:hAnsi="Calibri"/>
         </w:rPr>
-        <w:t xml:space="preserve">	2006 (1 year)</w:t>
-      </w:r>
-    </w:p>
-    <w:p>
-      <w:pPr>
-        <w:pStyle w:val="ListParagraph"/>
-        <w:numPr>
-          <w:ilvl w:val="0"/>
-          <w:numId w:val="2"/>
-        </w:numPr>
-        <w:spacing w:after="40" w:line="276"/>
-      </w:pPr>
-      <w:r>
-        <w:rPr>
-          <w:color w:val="1A2332"/>
-          <w:sz w:val="20"/>
-          <w:szCs w:val="20"/>
-          <w:rFonts w:ascii="Calibri" w:cs="Calibri" w:eastAsia="Calibri" w:hAnsi="Calibri"/>
-        </w:rPr>
-        <w:t xml:space="preserve">All network infrastructure across three branches — LAN, WAN, IP telephony, mail; replaced the PBX with Asterisk and ISP-managed monitoring with SolarWinds.</w:t>
-      </w:r>
-    </w:p>
-    <w:p>
-      <w:pPr>
+        <w:t xml:space="preserve">	2006 – 2021 (15 years)</w:t>
+      </w:r>
+    </w:p>
+    <w:p>
+      <w:pPr>
+        <w:keepNext/>
+        <w:keepLines/>
+        <w:spacing w:after="40" w:before="0" w:line="276"/>
+      </w:pPr>
+      <w:r>
+        <w:rPr>
+          <w:i w:val="false"/>
+          <w:iCs w:val="false"/>
+          <w:color w:val="1A2332"/>
+          <w:sz w:val="20"/>
+          <w:szCs w:val="20"/>
+          <w:rFonts w:ascii="Calibri" w:cs="Calibri" w:eastAsia="Calibri" w:hAnsi="Calibri"/>
+        </w:rPr>
+        <w:t xml:space="preserve">I was responsible for the networking infrastructure at the largest private asset management company in South Africa: 7 offices in South Africa, Botswana and Namibia and about 1500 employees. I reported to the Group Infrastructure Manager.</w:t>
+      </w:r>
+    </w:p>
+    <w:p>
+      <w:pPr>
+        <w:pStyle w:val="ListParagraph"/>
+        <w:numPr>
+          <w:ilvl w:val="0"/>
+          <w:numId w:val="2"/>
+        </w:numPr>
+        <w:spacing w:after="60" w:line="276"/>
+      </w:pPr>
+      <w:r>
+        <w:rPr>
+          <w:color w:val="1A2332"/>
+          <w:sz w:val="20"/>
+          <w:szCs w:val="20"/>
+          <w:rFonts w:ascii="Calibri" w:cs="Calibri" w:eastAsia="Calibri" w:hAnsi="Calibri"/>
+        </w:rPr>
+        <w:t xml:space="preserve">I advised on the direction for IT infrastructure and built business cases for projects with my peers.</w:t>
+      </w:r>
+    </w:p>
+    <w:p>
+      <w:pPr>
+        <w:pStyle w:val="ListParagraph"/>
+        <w:numPr>
+          <w:ilvl w:val="0"/>
+          <w:numId w:val="2"/>
+        </w:numPr>
+        <w:spacing w:after="60" w:line="276"/>
+      </w:pPr>
+      <w:r>
+        <w:rPr>
+          <w:color w:val="1A2332"/>
+          <w:sz w:val="20"/>
+          <w:szCs w:val="20"/>
+          <w:rFonts w:ascii="Calibri" w:cs="Calibri" w:eastAsia="Calibri" w:hAnsi="Calibri"/>
+        </w:rPr>
+        <w:t xml:space="preserve">I managed the 3rd party vendors and contractors for the full 15 years: contracts, performance and escalations.</w:t>
+      </w:r>
+    </w:p>
+    <w:p>
+      <w:pPr>
+        <w:pStyle w:val="ListParagraph"/>
+        <w:numPr>
+          <w:ilvl w:val="0"/>
+          <w:numId w:val="2"/>
+        </w:numPr>
+        <w:spacing w:after="60" w:line="276"/>
+      </w:pPr>
+      <w:r>
+        <w:rPr>
+          <w:color w:val="1A2332"/>
+          <w:sz w:val="20"/>
+          <w:szCs w:val="20"/>
+          <w:rFonts w:ascii="Calibri" w:cs="Calibri" w:eastAsia="Calibri" w:hAnsi="Calibri"/>
+        </w:rPr>
+        <w:t xml:space="preserve">I implemented security systems based on policy from risk and compliance. Cisco core, Radware WAF and load balancing, Raytheon proxy, VMware, with Azure and AWS from 2016.</w:t>
+      </w:r>
+    </w:p>
+    <w:p>
+      <w:pPr>
+        <w:pStyle w:val="ListParagraph"/>
+        <w:numPr>
+          <w:ilvl w:val="0"/>
+          <w:numId w:val="2"/>
+        </w:numPr>
+        <w:spacing w:after="60" w:line="276"/>
+      </w:pPr>
+      <w:r>
+        <w:rPr>
+          <w:color w:val="1A2332"/>
+          <w:sz w:val="20"/>
+          <w:szCs w:val="20"/>
+          <w:rFonts w:ascii="Calibri" w:cs="Calibri" w:eastAsia="Calibri" w:hAnsi="Calibri"/>
+        </w:rPr>
+        <w:t xml:space="preserve">I did monitoring, troubleshooting and 3rd line support for the helpdesk and other departments.</w:t>
+      </w:r>
+    </w:p>
+    <w:p>
+      <w:pPr>
+        <w:pStyle w:val="ListParagraph"/>
+        <w:numPr>
+          <w:ilvl w:val="0"/>
+          <w:numId w:val="2"/>
+        </w:numPr>
+        <w:spacing w:after="60" w:line="276"/>
+      </w:pPr>
+      <w:r>
+        <w:rPr>
+          <w:color w:val="1A2332"/>
+          <w:sz w:val="20"/>
+          <w:szCs w:val="20"/>
+          <w:rFonts w:ascii="Calibri" w:cs="Calibri" w:eastAsia="Calibri" w:hAnsi="Calibri"/>
+        </w:rPr>
+        <w:t xml:space="preserve">At the start of the 2020 lockdown I built an ISP redundant Cisco AnyConnect VPN in a very short time so everyone could work from home. It has had 100% uptime since March 2020.</w:t>
+      </w:r>
+    </w:p>
+    <w:p>
+      <w:pPr>
+        <w:keepNext/>
         <w:tabs>
           <w:tab w:val="right" w:pos="9026"/>
         </w:tabs>
@@ -905,7 +1017,7 @@
           <w:szCs w:val="21"/>
           <w:rFonts w:ascii="Calibri" w:cs="Calibri" w:eastAsia="Calibri" w:hAnsi="Calibri"/>
         </w:rPr>
-        <w:t xml:space="preserve">  |  Abvest</w:t>
+        <w:t xml:space="preserve">  |  Prudential Portfolio Managers</w:t>
       </w:r>
       <w:r>
         <w:rPr>
@@ -914,6 +1026,63 @@
           <w:szCs w:val="19"/>
           <w:rFonts w:ascii="Calibri" w:cs="Calibri" w:eastAsia="Calibri" w:hAnsi="Calibri"/>
         </w:rPr>
+        <w:t xml:space="preserve">	2006 (1 year)</w:t>
+      </w:r>
+    </w:p>
+    <w:p>
+      <w:pPr>
+        <w:pStyle w:val="ListParagraph"/>
+        <w:numPr>
+          <w:ilvl w:val="0"/>
+          <w:numId w:val="2"/>
+        </w:numPr>
+        <w:spacing w:after="60" w:line="276"/>
+      </w:pPr>
+      <w:r>
+        <w:rPr>
+          <w:color w:val="1A2332"/>
+          <w:sz w:val="20"/>
+          <w:szCs w:val="20"/>
+          <w:rFonts w:ascii="Calibri" w:cs="Calibri" w:eastAsia="Calibri" w:hAnsi="Calibri"/>
+        </w:rPr>
+        <w:t xml:space="preserve">I was responsible for all network infrastructure (LAN, WAN, IP telephony and mail) across 3 branches. I replaced the PBX with an Asterisk IP telephony system and brought monitoring in-house with SolarWinds.</w:t>
+      </w:r>
+    </w:p>
+    <w:p>
+      <w:pPr>
+        <w:keepNext/>
+        <w:tabs>
+          <w:tab w:val="right" w:pos="9026"/>
+        </w:tabs>
+        <w:spacing w:before="160" w:after="40"/>
+      </w:pPr>
+      <w:r>
+        <w:rPr>
+          <w:b/>
+          <w:bCs/>
+          <w:color w:val="1A2332"/>
+          <w:sz w:val="21"/>
+          <w:szCs w:val="21"/>
+          <w:rFonts w:ascii="Calibri" w:cs="Calibri" w:eastAsia="Calibri" w:hAnsi="Calibri"/>
+        </w:rPr>
+        <w:t xml:space="preserve">Systems Engineer</w:t>
+      </w:r>
+      <w:r>
+        <w:rPr>
+          <w:color w:val="2C3E50"/>
+          <w:sz w:val="21"/>
+          <w:szCs w:val="21"/>
+          <w:rFonts w:ascii="Calibri" w:cs="Calibri" w:eastAsia="Calibri" w:hAnsi="Calibri"/>
+        </w:rPr>
+        <w:t xml:space="preserve">  |  Abvest</w:t>
+      </w:r>
+      <w:r>
+        <w:rPr>
+          <w:color w:val="546E7A"/>
+          <w:sz w:val="19"/>
+          <w:szCs w:val="19"/>
+          <w:rFonts w:ascii="Calibri" w:cs="Calibri" w:eastAsia="Calibri" w:hAnsi="Calibri"/>
+        </w:rPr>
         <w:t xml:space="preserve">	2001 – 2006</w:t>
       </w:r>
     </w:p>
@@ -924,21 +1093,22 @@
           <w:ilvl w:val="0"/>
           <w:numId w:val="2"/>
         </w:numPr>
-        <w:spacing w:after="40" w:line="276"/>
-      </w:pPr>
-      <w:r>
-        <w:rPr>
-          <w:color w:val="1A2332"/>
-          <w:sz w:val="20"/>
-          <w:szCs w:val="20"/>
-          <w:rFonts w:ascii="Calibri" w:cs="Calibri" w:eastAsia="Calibri" w:hAnsi="Calibri"/>
-        </w:rPr>
-        <w:t xml:space="preserve">Networking, security and IT support for a 30-person asset manager; wrote in-house tooling to read PIX firewall syslog for connectivity troubleshooting and ACL management.</w:t>
+        <w:spacing w:after="60" w:line="276"/>
+      </w:pPr>
+      <w:r>
+        <w:rPr>
+          <w:color w:val="1A2332"/>
+          <w:sz w:val="20"/>
+          <w:szCs w:val="20"/>
+          <w:rFonts w:ascii="Calibri" w:cs="Calibri" w:eastAsia="Calibri" w:hAnsi="Calibri"/>
+        </w:rPr>
+        <w:t xml:space="preserve">Networking, security and IT support for a small asset manager of about 30 people. I wrote an in-house system to read syslog from our PIX firewall to troubleshoot connectivity and manage ACLs.</w:t>
       </w:r>
     </w:p>
     <w:p>
       <w:pPr>
         <w:pStyle w:val="Heading1"/>
+        <w:keepNext/>
         <w:pBdr>
           <w:bottom w:val="single" w:color="2C3E50" w:sz="12" w:space="1"/>
         </w:pBdr>
@@ -964,26 +1134,26 @@
           <w:ilvl w:val="0"/>
           <w:numId w:val="2"/>
         </w:numPr>
-        <w:spacing w:after="40" w:line="276"/>
-      </w:pPr>
-      <w:r>
-        <w:rPr>
-          <w:color w:val="1A2332"/>
-          <w:sz w:val="20"/>
-          <w:szCs w:val="20"/>
-          <w:rFonts w:ascii="Calibri" w:cs="Calibri" w:eastAsia="Calibri" w:hAnsi="Calibri"/>
-        </w:rPr>
-        <w:t xml:space="preserve">BCom (Hons) Information Systems — University of Cape Town</w:t>
-      </w:r>
-    </w:p>
-    <w:p>
-      <w:pPr>
-        <w:pStyle w:val="ListParagraph"/>
-        <w:numPr>
-          <w:ilvl w:val="0"/>
-          <w:numId w:val="2"/>
-        </w:numPr>
-        <w:spacing w:after="40" w:line="276"/>
+        <w:spacing w:after="60" w:line="276"/>
+      </w:pPr>
+      <w:r>
+        <w:rPr>
+          <w:color w:val="1A2332"/>
+          <w:sz w:val="20"/>
+          <w:szCs w:val="20"/>
+          <w:rFonts w:ascii="Calibri" w:cs="Calibri" w:eastAsia="Calibri" w:hAnsi="Calibri"/>
+        </w:rPr>
+        <w:t xml:space="preserve">BCom (Hons) Information Systems, University of Cape Town</w:t>
+      </w:r>
+    </w:p>
+    <w:p>
+      <w:pPr>
+        <w:pStyle w:val="ListParagraph"/>
+        <w:numPr>
+          <w:ilvl w:val="0"/>
+          <w:numId w:val="2"/>
+        </w:numPr>
+        <w:spacing w:after="60" w:line="276"/>
       </w:pPr>
       <w:r>
         <w:rPr>
@@ -1002,21 +1172,22 @@
           <w:ilvl w:val="0"/>
           <w:numId w:val="2"/>
         </w:numPr>
-        <w:spacing w:after="40" w:line="276"/>
-      </w:pPr>
-      <w:r>
-        <w:rPr>
-          <w:color w:val="1A2332"/>
-          <w:sz w:val="20"/>
-          <w:szCs w:val="20"/>
-          <w:rFonts w:ascii="Calibri" w:cs="Calibri" w:eastAsia="Calibri" w:hAnsi="Calibri"/>
-        </w:rPr>
-        <w:t xml:space="preserve">African Journal of Business Management, 2014 — “An exploratory investigation into using ITSM metrics to indicate the business value of IT in a South African financial services company”</w:t>
+        <w:spacing w:after="60" w:line="276"/>
+      </w:pPr>
+      <w:r>
+        <w:rPr>
+          <w:color w:val="1A2332"/>
+          <w:sz w:val="20"/>
+          <w:szCs w:val="20"/>
+          <w:rFonts w:ascii="Calibri" w:cs="Calibri" w:eastAsia="Calibri" w:hAnsi="Calibri"/>
+        </w:rPr>
+        <w:t xml:space="preserve">African Journal of Business Management, 2014: “An exploratory investigation into using ITSM metrics to indicate the business value of IT in a South African financial services company”</w:t>
       </w:r>
     </w:p>
     <w:p>
       <w:pPr>
         <w:pStyle w:val="Heading1"/>
+        <w:keepNext/>
         <w:pBdr>
           <w:bottom w:val="single" w:color="2C3E50" w:sz="12" w:space="1"/>
         </w:pBdr>
@@ -1037,6 +1208,8 @@
     </w:p>
     <w:p>
       <w:pPr>
+        <w:keepNext w:val="false"/>
+        <w:keepLines/>
         <w:spacing w:after="80" w:before="0" w:line="276"/>
       </w:pPr>
       <w:r>
@@ -1048,7 +1221,7 @@
           <w:szCs w:val="20"/>
           <w:rFonts w:ascii="Calibri" w:cs="Calibri" w:eastAsia="Calibri" w:hAnsi="Calibri"/>
         </w:rPr>
-        <w:t xml:space="preserve">Multirotor UAS pilot and builder (commercial RPL, South Africa; registered operator, Netherlands). Building a search-and-rescue computer-vision system on Azure with the DJI platform to help locate lost hikers.</w:t>
+        <w:t xml:space="preserve">I fly and build multirotor UAS (commercial RPL in South Africa, registered operator in NL). I am a keen hiker and am building a search and rescue vision system on Azure with the DJI platform to help find lost hikers.</w:t>
       </w:r>
     </w:p>
     <w:sectPr>

--- a/skills/custom/clinton-cv/assets/Clinton_Herring_Rituals_Retail_Tech_Architect_CV.docx
+++ b/skills/custom/clinton-cv/assets/Clinton_Herring_Rituals_Retail_Tech_Architect_CV.docx
@@ -48,7 +48,7 @@
         </w:rPr>
         <w:t xml:space="preserve">Almere (near Amsterdam)  ·  +31 6 27517972  ·  Clinton.herring@remoteconsulting.eu  ·  </w:t>
       </w:r>
-      <w:hyperlink w:history="1" r:id="rIdztmz4-werubsvx2hykpx8">
+      <w:hyperlink w:history="1" r:id="rIdvsjtkrm5i5vdtcurbt8aq">
         <w:r>
           <w:rPr>
             <w:u w:val="single"/>
@@ -1221,7 +1221,7 @@
           <w:szCs w:val="20"/>
           <w:rFonts w:ascii="Calibri" w:cs="Calibri" w:eastAsia="Calibri" w:hAnsi="Calibri"/>
         </w:rPr>
-        <w:t xml:space="preserve">I fly and build multirotor UAS (commercial RPL in South Africa, registered operator in NL). I am a keen hiker and am building a search and rescue vision system on Azure with the DJI platform to help find lost hikers.</w:t>
+        <w:t xml:space="preserve">I fly and build multirotor UAS (commercial RPL in South Africa, registered operator in NL). I am a keen hiker and am building a search and rescue vision app, running in Docker on a VPS, that works with the DJI platform to help find lost hikers.</w:t>
       </w:r>
     </w:p>
     <w:sectPr>
